--- a/BCD/aula06/Atividade_Teorica_Revisao_Banco_de_Dados_Terico.docx
+++ b/BCD/aula06/Atividade_Teorica_Revisao_Banco_de_Dados_Terico.docx
@@ -474,6 +474,349 @@
     </w:p>
     <w:p>
       <w:pPr>
+        <w:rPr>
+          <w:lang w:val="pt-BR"/>
+        </w:rPr>
+      </w:pPr>
+    </w:p>
+    <w:p>
+      <w:pPr>
+        <w:spacing w:after="20"/>
+        <w:rPr>
+          <w:color w:val="000000" w:themeColor="text1"/>
+          <w:sz w:val="16"/>
+          <w:lang w:val="pt-BR"/>
+        </w:rPr>
+      </w:pPr>
+      <w:r>
+        <w:rPr>
+          <w:color w:val="000000" w:themeColor="text1"/>
+          <w:sz w:val="16"/>
+          <w:lang w:val="pt-BR"/>
+        </w:rPr>
+        <w:t>Dado é um valor bruto, sem interpretação. Informação é o dado organizado e interpretado para ter significado</w:t>
+      </w:r>
+    </w:p>
+    <w:p>
+      <w:pPr>
+        <w:spacing w:after="20"/>
+        <w:rPr>
+          <w:lang w:val="pt-BR"/>
+        </w:rPr>
+      </w:pPr>
+      <w:r>
+        <w:rPr>
+          <w:lang w:val="pt-BR"/>
+        </w:rPr>
+        <w:t xml:space="preserve">Exemplo: </w:t>
+      </w:r>
+      <w:r>
+        <w:rPr>
+          <w:lang w:val="pt-BR"/>
+        </w:rPr>
+        <w:t>d</w:t>
+      </w:r>
+      <w:r>
+        <w:rPr>
+          <w:lang w:val="pt-BR"/>
+        </w:rPr>
+        <w:t>ado: Café, R$ 8,00</w:t>
+      </w:r>
+      <w:r>
+        <w:rPr>
+          <w:lang w:val="pt-BR"/>
+        </w:rPr>
+        <w:br/>
+        <w:t>Informação: O café custa R$ 8,00 e foi vendido para um cliente</w:t>
+      </w:r>
+    </w:p>
+    <w:p>
+      <w:pPr>
+        <w:spacing w:after="20"/>
+        <w:rPr>
+          <w:lang w:val="pt-BR"/>
+        </w:rPr>
+      </w:pPr>
+    </w:p>
+    <w:p>
+      <w:pPr>
+        <w:pStyle w:val="Ttulo2"/>
+        <w:rPr>
+          <w:lang w:val="pt-BR"/>
+        </w:rPr>
+      </w:pPr>
+      <w:r>
+        <w:rPr>
+          <w:lang w:val="pt-BR"/>
+        </w:rPr>
+        <w:t>Questão 2 — Banco de Dados e SGBD</w:t>
+      </w:r>
+    </w:p>
+    <w:p>
+      <w:pPr>
+        <w:rPr>
+          <w:lang w:val="pt-BR"/>
+        </w:rPr>
+      </w:pPr>
+      <w:r>
+        <w:rPr>
+          <w:lang w:val="pt-BR"/>
+        </w:rPr>
+        <w:t>Assinale a alternativa que melhor descreve a relação entre Banco de Dados e SGBD.</w:t>
+      </w:r>
+    </w:p>
+    <w:p>
+      <w:pPr>
+        <w:spacing w:after="40"/>
+        <w:ind w:left="259"/>
+        <w:rPr>
+          <w:lang w:val="pt-BR"/>
+        </w:rPr>
+      </w:pPr>
+      <w:r>
+        <w:rPr>
+          <w:lang w:val="pt-BR"/>
+        </w:rPr>
+        <w:t>(A) Banco de Dados é o programa; SGBD é apenas o conjunto de tabelas.</w:t>
+      </w:r>
+    </w:p>
+    <w:p>
+      <w:pPr>
+        <w:spacing w:after="40"/>
+        <w:ind w:left="259"/>
+        <w:rPr>
+          <w:lang w:val="pt-BR"/>
+        </w:rPr>
+      </w:pPr>
+      <w:r>
+        <w:rPr>
+          <w:highlight w:val="yellow"/>
+          <w:lang w:val="pt-BR"/>
+        </w:rPr>
+        <w:t>(B) Banco de Dados é a coleção organizada de dados; SGBD é o software que permite criar, manipular, controlar e consultar esses dados.</w:t>
+      </w:r>
+    </w:p>
+    <w:p>
+      <w:pPr>
+        <w:spacing w:after="40"/>
+        <w:ind w:left="259"/>
+        <w:rPr>
+          <w:lang w:val="pt-BR"/>
+        </w:rPr>
+      </w:pPr>
+      <w:r>
+        <w:rPr>
+          <w:lang w:val="pt-BR"/>
+        </w:rPr>
+        <w:t>(C) Banco de Dados e SGBD são exatamente a mesma coisa.</w:t>
+      </w:r>
+    </w:p>
+    <w:p>
+      <w:pPr>
+        <w:spacing w:after="40"/>
+        <w:ind w:left="259"/>
+        <w:rPr>
+          <w:lang w:val="pt-BR"/>
+        </w:rPr>
+      </w:pPr>
+      <w:r>
+        <w:rPr>
+          <w:lang w:val="pt-BR"/>
+        </w:rPr>
+        <w:t>(D) SGBD é utilizado apenas para criar planilhas eletrônicas.</w:t>
+      </w:r>
+    </w:p>
+    <w:p>
+      <w:pPr>
+        <w:spacing w:after="40"/>
+        <w:ind w:left="259"/>
+        <w:rPr>
+          <w:lang w:val="pt-BR"/>
+        </w:rPr>
+      </w:pPr>
+    </w:p>
+    <w:p>
+      <w:pPr>
+        <w:spacing w:after="40"/>
+        <w:ind w:left="259"/>
+        <w:rPr>
+          <w:lang w:val="pt-BR"/>
+        </w:rPr>
+      </w:pPr>
+    </w:p>
+    <w:p>
+      <w:pPr>
+        <w:spacing w:after="40"/>
+        <w:ind w:left="259"/>
+        <w:rPr>
+          <w:lang w:val="pt-BR"/>
+        </w:rPr>
+      </w:pPr>
+    </w:p>
+    <w:p>
+      <w:pPr>
+        <w:spacing w:after="40"/>
+        <w:ind w:left="259"/>
+        <w:rPr>
+          <w:lang w:val="pt-BR"/>
+        </w:rPr>
+      </w:pPr>
+    </w:p>
+    <w:p>
+      <w:pPr>
+        <w:spacing w:after="40"/>
+        <w:ind w:left="259"/>
+        <w:rPr>
+          <w:lang w:val="pt-BR"/>
+        </w:rPr>
+      </w:pPr>
+    </w:p>
+    <w:p>
+      <w:pPr>
+        <w:spacing w:after="40"/>
+        <w:ind w:left="259"/>
+        <w:rPr>
+          <w:lang w:val="pt-BR"/>
+        </w:rPr>
+      </w:pPr>
+    </w:p>
+    <w:p>
+      <w:pPr>
+        <w:pStyle w:val="Ttulo2"/>
+        <w:rPr>
+          <w:lang w:val="pt-BR"/>
+        </w:rPr>
+      </w:pPr>
+      <w:r>
+        <w:rPr>
+          <w:lang w:val="pt-BR"/>
+        </w:rPr>
+        <w:t>Questão 3 — Relacional x não relacional</w:t>
+      </w:r>
+    </w:p>
+    <w:p>
+      <w:pPr>
+        <w:rPr>
+          <w:lang w:val="pt-BR"/>
+        </w:rPr>
+      </w:pPr>
+      <w:r>
+        <w:rPr>
+          <w:lang w:val="pt-BR"/>
+        </w:rPr>
+        <w:t>Marque V para verdadeiro e F para falso. Justifique as afirmativas falsas.</w:t>
+      </w:r>
+    </w:p>
+    <w:p>
+      <w:pPr>
+        <w:spacing w:after="40"/>
+        <w:ind w:left="259"/>
+        <w:rPr>
+          <w:lang w:val="pt-BR"/>
+        </w:rPr>
+      </w:pPr>
+      <w:r>
+        <w:rPr>
+          <w:lang w:val="pt-BR"/>
+        </w:rPr>
+        <w:t xml:space="preserve">(  </w:t>
+      </w:r>
+      <w:r>
+        <w:rPr>
+          <w:lang w:val="pt-BR"/>
+        </w:rPr>
+        <w:t>V</w:t>
+      </w:r>
+      <w:r>
+        <w:rPr>
+          <w:lang w:val="pt-BR"/>
+        </w:rPr>
+        <w:t>) Bancos relacionais normalmente organizam dados em tabelas relacionadas.</w:t>
+      </w:r>
+    </w:p>
+    <w:p>
+      <w:pPr>
+        <w:spacing w:after="40"/>
+        <w:ind w:left="259"/>
+        <w:rPr>
+          <w:lang w:val="pt-BR"/>
+        </w:rPr>
+      </w:pPr>
+      <w:r>
+        <w:rPr>
+          <w:lang w:val="pt-BR"/>
+        </w:rPr>
+        <w:t xml:space="preserve">( </w:t>
+      </w:r>
+      <w:r>
+        <w:rPr>
+          <w:lang w:val="pt-BR"/>
+        </w:rPr>
+        <w:t>F</w:t>
+      </w:r>
+      <w:r>
+        <w:rPr>
+          <w:lang w:val="pt-BR"/>
+        </w:rPr>
+        <w:t xml:space="preserve"> ) MongoDB é um exemplo de SGBD relacional.</w:t>
+      </w:r>
+    </w:p>
+    <w:p>
+      <w:pPr>
+        <w:spacing w:after="40"/>
+        <w:ind w:left="259"/>
+        <w:rPr>
+          <w:lang w:val="pt-BR"/>
+        </w:rPr>
+      </w:pPr>
+      <w:r>
+        <w:rPr>
+          <w:lang w:val="pt-BR"/>
+        </w:rPr>
+        <w:t xml:space="preserve">(  </w:t>
+      </w:r>
+      <w:r>
+        <w:rPr>
+          <w:lang w:val="pt-BR"/>
+        </w:rPr>
+        <w:t>V</w:t>
+      </w:r>
+      <w:r>
+        <w:rPr>
+          <w:lang w:val="pt-BR"/>
+        </w:rPr>
+        <w:t>) A escolha entre relacional e não relacional depende do problema e da forma como os dados serão utilizados.</w:t>
+      </w:r>
+    </w:p>
+    <w:p>
+      <w:pPr>
+        <w:spacing w:after="40"/>
+        <w:ind w:left="259"/>
+        <w:rPr>
+          <w:lang w:val="pt-BR"/>
+        </w:rPr>
+      </w:pPr>
+      <w:r>
+        <w:rPr>
+          <w:lang w:val="pt-BR"/>
+        </w:rPr>
+        <w:t xml:space="preserve">(  </w:t>
+      </w:r>
+      <w:r>
+        <w:rPr>
+          <w:lang w:val="pt-BR"/>
+        </w:rPr>
+        <w:t>V</w:t>
+      </w:r>
+      <w:r>
+        <w:rPr>
+          <w:lang w:val="pt-BR"/>
+        </w:rPr>
+        <w:t>) MySQL e PostgreSQL são exemplos de SGBDs relacionais.</w:t>
+      </w:r>
+    </w:p>
+    <w:p>
+      <w:pPr>
         <w:spacing w:after="20"/>
         <w:rPr>
           <w:lang w:val="pt-BR"/>
@@ -485,7 +828,7 @@
           <w:sz w:val="16"/>
           <w:lang w:val="pt-BR"/>
         </w:rPr>
-        <w:t>________________________________________________________________________________</w:t>
+        <w:t>__________________________________________________________________________________</w:t>
       </w:r>
       <w:r>
         <w:rPr>
@@ -493,64 +836,208 @@
           <w:sz w:val="16"/>
           <w:lang w:val="pt-BR"/>
         </w:rPr>
-        <w:t>__</w:t>
-      </w:r>
+        <w:t>_______________________________________________________</w:t>
+      </w:r>
+    </w:p>
+    <w:p>
+      <w:pPr>
+        <w:spacing w:after="20"/>
+        <w:rPr>
+          <w:lang w:val="pt-BR"/>
+        </w:rPr>
+      </w:pPr>
       <w:r>
         <w:rPr>
           <w:color w:val="B7B7B7"/>
           <w:sz w:val="16"/>
           <w:lang w:val="pt-BR"/>
         </w:rPr>
-        <w:t>_______________________________________________________</w:t>
-      </w:r>
-    </w:p>
-    <w:p>
-      <w:pPr>
-        <w:spacing w:after="20"/>
-        <w:rPr>
-          <w:lang w:val="pt-BR"/>
-        </w:rPr>
-      </w:pPr>
+        <w:t>________________________________________________________________________________</w:t>
+      </w:r>
       <w:r>
         <w:rPr>
           <w:color w:val="B7B7B7"/>
           <w:sz w:val="16"/>
           <w:lang w:val="pt-BR"/>
         </w:rPr>
-        <w:t>________________________________________________________________________________</w:t>
-      </w:r>
+        <w:t>_________________________________________________________</w:t>
+      </w:r>
+    </w:p>
+    <w:p>
+      <w:pPr>
+        <w:spacing w:after="20"/>
+        <w:rPr>
+          <w:lang w:val="pt-BR"/>
+        </w:rPr>
+      </w:pPr>
       <w:r>
         <w:rPr>
           <w:color w:val="B7B7B7"/>
           <w:sz w:val="16"/>
           <w:lang w:val="pt-BR"/>
         </w:rPr>
-        <w:t>_________________________________________________________</w:t>
-      </w:r>
-    </w:p>
-    <w:p>
-      <w:pPr>
-        <w:spacing w:after="20"/>
-        <w:rPr>
-          <w:lang w:val="pt-BR"/>
-        </w:rPr>
-      </w:pPr>
+        <w:t>________________________________________________________________________________</w:t>
+      </w:r>
       <w:r>
         <w:rPr>
           <w:color w:val="B7B7B7"/>
           <w:sz w:val="16"/>
           <w:lang w:val="pt-BR"/>
         </w:rPr>
-        <w:t>________________________________________________________________________________</w:t>
-      </w:r>
-      <w:r>
+        <w:t>_________________________________________________________</w:t>
+      </w:r>
+    </w:p>
+    <w:p>
+      <w:pPr>
+        <w:pStyle w:val="Ttulo2"/>
+        <w:rPr>
+          <w:lang w:val="pt-BR"/>
+        </w:rPr>
+      </w:pPr>
+      <w:r>
+        <w:rPr>
+          <w:lang w:val="pt-BR"/>
+        </w:rPr>
+        <w:t>Questão 4 — Pensamento analítico</w:t>
+      </w:r>
+    </w:p>
+    <w:p>
+      <w:pPr>
+        <w:rPr>
+          <w:lang w:val="pt-BR"/>
+        </w:rPr>
+      </w:pPr>
+      <w:r>
+        <w:rPr>
+          <w:lang w:val="pt-BR"/>
+        </w:rPr>
+        <w:t>Uma empresa registra pedidos, clientes, produtos e pagamentos. Explique dois problemas que podem ocorrer se esses dados forem armazenados sem organização, sem regras e sem relacionamentos definidos.</w:t>
+      </w:r>
+    </w:p>
+    <w:p>
+      <w:pPr>
+        <w:rPr>
+          <w:lang w:val="pt-BR"/>
+        </w:rPr>
+      </w:pPr>
+    </w:p>
+    <w:p>
+      <w:pPr>
+        <w:rPr>
+          <w:color w:val="000000" w:themeColor="text1"/>
+          <w:lang w:val="pt-BR"/>
+        </w:rPr>
+      </w:pPr>
+    </w:p>
+    <w:p>
+      <w:pPr>
+        <w:spacing w:after="20"/>
+        <w:rPr>
+          <w:color w:val="000000" w:themeColor="text1"/>
+          <w:sz w:val="24"/>
+          <w:szCs w:val="24"/>
+          <w:lang w:val="pt-BR"/>
+        </w:rPr>
+      </w:pPr>
+      <w:r>
+        <w:rPr>
+          <w:color w:val="000000" w:themeColor="text1"/>
+          <w:sz w:val="24"/>
+          <w:szCs w:val="24"/>
+          <w:lang w:val="pt-BR"/>
+        </w:rPr>
+        <w:t xml:space="preserve">Podem </w:t>
+      </w:r>
+      <w:r>
+        <w:rPr>
+          <w:color w:val="000000" w:themeColor="text1"/>
+          <w:sz w:val="24"/>
+          <w:szCs w:val="24"/>
+          <w:lang w:val="pt-BR"/>
+        </w:rPr>
+        <w:t>ter</w:t>
+      </w:r>
+      <w:r>
+        <w:rPr>
+          <w:color w:val="000000" w:themeColor="text1"/>
+          <w:sz w:val="24"/>
+          <w:szCs w:val="24"/>
+          <w:lang w:val="pt-BR"/>
+        </w:rPr>
+        <w:t xml:space="preserve"> dados duplicados e informações incorretas.</w:t>
+      </w:r>
+      <w:r>
+        <w:rPr>
+          <w:color w:val="000000" w:themeColor="text1"/>
+          <w:sz w:val="24"/>
+          <w:szCs w:val="24"/>
+          <w:lang w:val="pt-BR"/>
+        </w:rPr>
+        <w:t xml:space="preserve"> P</w:t>
+      </w:r>
+      <w:r>
+        <w:rPr>
+          <w:color w:val="000000" w:themeColor="text1"/>
+          <w:sz w:val="24"/>
+          <w:szCs w:val="24"/>
+          <w:lang w:val="pt-BR"/>
+        </w:rPr>
+        <w:t xml:space="preserve">ode ser </w:t>
+      </w:r>
+      <w:r>
+        <w:rPr>
+          <w:color w:val="000000" w:themeColor="text1"/>
+          <w:sz w:val="24"/>
+          <w:szCs w:val="24"/>
+          <w:lang w:val="pt-BR"/>
+        </w:rPr>
+        <w:t xml:space="preserve">também </w:t>
+      </w:r>
+      <w:r>
+        <w:rPr>
+          <w:color w:val="000000" w:themeColor="text1"/>
+          <w:sz w:val="24"/>
+          <w:szCs w:val="24"/>
+          <w:lang w:val="pt-BR"/>
+        </w:rPr>
+        <w:t xml:space="preserve">difícil encontrar ou relacionar os dados, </w:t>
+      </w:r>
+      <w:r>
+        <w:rPr>
+          <w:color w:val="000000" w:themeColor="text1"/>
+          <w:sz w:val="24"/>
+          <w:szCs w:val="24"/>
+          <w:lang w:val="pt-BR"/>
+        </w:rPr>
+        <w:t>dando</w:t>
+      </w:r>
+      <w:r>
+        <w:rPr>
+          <w:color w:val="000000" w:themeColor="text1"/>
+          <w:sz w:val="24"/>
+          <w:szCs w:val="24"/>
+          <w:lang w:val="pt-BR"/>
+        </w:rPr>
+        <w:t xml:space="preserve"> erros nos pedidos, clientes e pagamentos</w:t>
+      </w:r>
+    </w:p>
+    <w:p>
+      <w:pPr>
+        <w:spacing w:after="20"/>
         <w:rPr>
           <w:color w:val="B7B7B7"/>
           <w:sz w:val="16"/>
           <w:lang w:val="pt-BR"/>
         </w:rPr>
-        <w:t>_________________________________________________________</w:t>
-      </w:r>
+      </w:pPr>
+    </w:p>
+    <w:p>
+      <w:pPr>
+        <w:spacing w:after="20"/>
+        <w:rPr>
+          <w:lang w:val="pt-BR"/>
+        </w:rPr>
+      </w:pPr>
     </w:p>
     <w:p>
       <w:pPr>
@@ -563,20 +1050,115 @@
         <w:rPr>
           <w:lang w:val="pt-BR"/>
         </w:rPr>
-        <w:t>Questão 2 — Banco de Dados e SGBD</w:t>
-      </w:r>
-    </w:p>
-    <w:p>
-      <w:pPr>
-        <w:rPr>
-          <w:lang w:val="pt-BR"/>
-        </w:rPr>
-      </w:pPr>
-      <w:r>
-        <w:rPr>
-          <w:lang w:val="pt-BR"/>
-        </w:rPr>
-        <w:t>Assinale a alternativa que melhor descreve a relação entre Banco de Dados e SGBD.</w:t>
+        <w:t>Questão 5 — Escolha de tecnologia</w:t>
+      </w:r>
+    </w:p>
+    <w:p>
+      <w:pPr>
+        <w:rPr>
+          <w:lang w:val="pt-BR"/>
+        </w:rPr>
+      </w:pPr>
+      <w:r>
+        <w:rPr>
+          <w:lang w:val="pt-BR"/>
+        </w:rPr>
+        <w:t>Para um sistema de pedidos de cafeteria com clientes, produtos, mesas, pagamentos e estoque, você tenderia inicialmente a escolher um banco relacional ou não relacional? Justifique com pelo menos dois argumentos.</w:t>
+      </w:r>
+    </w:p>
+    <w:p>
+      <w:pPr>
+        <w:rPr>
+          <w:lang w:val="pt-BR"/>
+        </w:rPr>
+      </w:pPr>
+    </w:p>
+    <w:p>
+      <w:pPr>
+        <w:pStyle w:val="Ttulo1"/>
+        <w:rPr>
+          <w:b w:val="0"/>
+          <w:bCs w:val="0"/>
+          <w:color w:val="000000" w:themeColor="text1"/>
+          <w:sz w:val="24"/>
+          <w:szCs w:val="24"/>
+          <w:lang w:val="pt-BR"/>
+        </w:rPr>
+      </w:pPr>
+      <w:r>
+        <w:rPr>
+          <w:b w:val="0"/>
+          <w:bCs w:val="0"/>
+          <w:color w:val="000000" w:themeColor="text1"/>
+          <w:sz w:val="24"/>
+          <w:szCs w:val="24"/>
+          <w:lang w:val="pt-BR"/>
+        </w:rPr>
+        <w:t>Eu escolheria um banco relacional, porque existem muitos relacionamentos entre clientes, pedidos, produtos e pagamentos</w:t>
+      </w:r>
+    </w:p>
+    <w:p>
+      <w:pPr>
+        <w:rPr>
+          <w:lang w:val="pt-BR"/>
+        </w:rPr>
+      </w:pPr>
+    </w:p>
+    <w:p>
+      <w:pPr>
+        <w:pStyle w:val="Ttulo1"/>
+        <w:rPr>
+          <w:lang w:val="pt-BR"/>
+        </w:rPr>
+      </w:pPr>
+      <w:r>
+        <w:rPr>
+          <w:lang w:val="pt-BR"/>
+        </w:rPr>
+        <w:t>PARTE 2 — SGBD, INSTALAÇÃO E AMBIENTE</w:t>
+      </w:r>
+    </w:p>
+    <w:p>
+      <w:pPr>
+        <w:spacing w:after="120"/>
+        <w:rPr>
+          <w:lang w:val="pt-BR"/>
+        </w:rPr>
+      </w:pPr>
+      <w:r>
+        <w:rPr>
+          <w:i/>
+          <w:color w:val="666666"/>
+          <w:lang w:val="pt-BR"/>
+        </w:rPr>
+        <w:t>Revisão da Aula 02 — função do SGBD, ferramentas, ambiente de desenvolvimento e importância da configuração.</w:t>
+      </w:r>
+    </w:p>
+    <w:p>
+      <w:pPr>
+        <w:pStyle w:val="Ttulo2"/>
+        <w:rPr>
+          <w:lang w:val="pt-BR"/>
+        </w:rPr>
+      </w:pPr>
+      <w:r>
+        <w:rPr>
+          <w:lang w:val="pt-BR"/>
+        </w:rPr>
+        <w:t>Questão 6 — Reconhecendo SGBDs</w:t>
+      </w:r>
+    </w:p>
+    <w:p>
+      <w:pPr>
+        <w:rPr>
+          <w:lang w:val="pt-BR"/>
+        </w:rPr>
+      </w:pPr>
+      <w:r>
+        <w:rPr>
+          <w:lang w:val="pt-BR"/>
+        </w:rPr>
+        <w:t>Circule ou destaque apenas os itens que representam SGBDs/bancos de dados abordados nas aulas.</w:t>
       </w:r>
     </w:p>
     <w:p>
@@ -589,109 +1171,17 @@
       </w:pPr>
       <w:r>
         <w:rPr>
-          <w:lang w:val="pt-BR"/>
-        </w:rPr>
-        <w:t>(A) Banco de Dados é o programa; SGBD é apenas o conjunto de tabelas.</w:t>
-      </w:r>
-    </w:p>
-    <w:p>
-      <w:pPr>
-        <w:spacing w:after="40"/>
-        <w:ind w:left="259"/>
-        <w:rPr>
-          <w:lang w:val="pt-BR"/>
-        </w:rPr>
-      </w:pPr>
-      <w:r>
-        <w:rPr>
-          <w:lang w:val="pt-BR"/>
-        </w:rPr>
-        <w:t>(B) Banco de Dados é a coleção organizada de dados; SGBD é o software que permite criar, manipular, controlar e consultar esses dados.</w:t>
-      </w:r>
-    </w:p>
-    <w:p>
-      <w:pPr>
-        <w:spacing w:after="40"/>
-        <w:ind w:left="259"/>
-        <w:rPr>
-          <w:lang w:val="pt-BR"/>
-        </w:rPr>
-      </w:pPr>
-      <w:r>
-        <w:rPr>
-          <w:lang w:val="pt-BR"/>
-        </w:rPr>
-        <w:t>(C) Banco de Dados e SGBD são exatamente a mesma coisa.</w:t>
-      </w:r>
-    </w:p>
-    <w:p>
-      <w:pPr>
-        <w:spacing w:after="40"/>
-        <w:ind w:left="259"/>
-        <w:rPr>
-          <w:lang w:val="pt-BR"/>
-        </w:rPr>
-      </w:pPr>
-      <w:r>
-        <w:rPr>
-          <w:lang w:val="pt-BR"/>
-        </w:rPr>
-        <w:t>(D) SGBD é utilizado apenas para criar planilhas eletrônicas.</w:t>
-      </w:r>
-    </w:p>
-    <w:p>
-      <w:pPr>
-        <w:spacing w:after="40"/>
-        <w:ind w:left="259"/>
-        <w:rPr>
-          <w:lang w:val="pt-BR"/>
-        </w:rPr>
-      </w:pPr>
-    </w:p>
-    <w:p>
-      <w:pPr>
-        <w:spacing w:after="40"/>
-        <w:ind w:left="259"/>
-        <w:rPr>
-          <w:lang w:val="pt-BR"/>
-        </w:rPr>
-      </w:pPr>
-    </w:p>
-    <w:p>
-      <w:pPr>
-        <w:spacing w:after="40"/>
-        <w:ind w:left="259"/>
-        <w:rPr>
-          <w:lang w:val="pt-BR"/>
-        </w:rPr>
-      </w:pPr>
-    </w:p>
-    <w:p>
-      <w:pPr>
-        <w:spacing w:after="40"/>
-        <w:ind w:left="259"/>
-        <w:rPr>
-          <w:lang w:val="pt-BR"/>
-        </w:rPr>
-      </w:pPr>
-    </w:p>
-    <w:p>
-      <w:pPr>
-        <w:spacing w:after="40"/>
-        <w:ind w:left="259"/>
-        <w:rPr>
-          <w:lang w:val="pt-BR"/>
-        </w:rPr>
-      </w:pPr>
-    </w:p>
-    <w:p>
-      <w:pPr>
-        <w:spacing w:after="40"/>
-        <w:ind w:left="259"/>
-        <w:rPr>
-          <w:lang w:val="pt-BR"/>
-        </w:rPr>
-      </w:pPr>
+          <w:highlight w:val="yellow"/>
+          <w:lang w:val="pt-BR"/>
+        </w:rPr>
+        <w:t>MySQL</w:t>
+      </w:r>
+      <w:r>
+        <w:rPr>
+          <w:lang w:val="pt-BR"/>
+        </w:rPr>
+        <w:t xml:space="preserve">  |  PostgreSQL  |  MySQL Workbench  |  SQL Server  |  Oracle  |  MariaDB</w:t>
+      </w:r>
     </w:p>
     <w:p>
       <w:pPr>
@@ -704,365 +1194,293 @@
         <w:rPr>
           <w:lang w:val="pt-BR"/>
         </w:rPr>
-        <w:t>Questão 3 — Relacional x não relacional</w:t>
-      </w:r>
-    </w:p>
-    <w:p>
-      <w:pPr>
-        <w:rPr>
-          <w:lang w:val="pt-BR"/>
-        </w:rPr>
-      </w:pPr>
-      <w:r>
-        <w:rPr>
-          <w:lang w:val="pt-BR"/>
-        </w:rPr>
-        <w:t>Marque V para verdadeiro e F para falso. Justifique as afirmativas falsas.</w:t>
-      </w:r>
-    </w:p>
-    <w:p>
-      <w:pPr>
-        <w:spacing w:after="40"/>
-        <w:ind w:left="259"/>
-        <w:rPr>
-          <w:lang w:val="pt-BR"/>
-        </w:rPr>
-      </w:pPr>
-      <w:r>
-        <w:rPr>
-          <w:lang w:val="pt-BR"/>
-        </w:rPr>
-        <w:t>(   ) Bancos relacionais normalmente organizam dados em tabelas relacionadas.</w:t>
-      </w:r>
-    </w:p>
-    <w:p>
-      <w:pPr>
-        <w:spacing w:after="40"/>
-        <w:ind w:left="259"/>
-        <w:rPr>
-          <w:lang w:val="pt-BR"/>
-        </w:rPr>
-      </w:pPr>
-      <w:r>
-        <w:rPr>
-          <w:lang w:val="pt-BR"/>
-        </w:rPr>
-        <w:t>(   ) MongoDB é um exemplo de SGBD relacional.</w:t>
-      </w:r>
-    </w:p>
-    <w:p>
-      <w:pPr>
-        <w:spacing w:after="40"/>
-        <w:ind w:left="259"/>
-        <w:rPr>
-          <w:lang w:val="pt-BR"/>
-        </w:rPr>
-      </w:pPr>
-      <w:r>
-        <w:rPr>
-          <w:lang w:val="pt-BR"/>
-        </w:rPr>
-        <w:t>(   ) A escolha entre relacional e não relacional depende do problema e da forma como os dados serão utilizados.</w:t>
-      </w:r>
-    </w:p>
-    <w:p>
-      <w:pPr>
-        <w:spacing w:after="40"/>
-        <w:ind w:left="259"/>
-        <w:rPr>
-          <w:lang w:val="pt-BR"/>
-        </w:rPr>
-      </w:pPr>
-      <w:r>
-        <w:rPr>
-          <w:lang w:val="pt-BR"/>
-        </w:rPr>
-        <w:t>(   ) MySQL e PostgreSQL são exemplos de SGBDs relacionais.</w:t>
-      </w:r>
-    </w:p>
-    <w:p>
-      <w:pPr>
-        <w:spacing w:after="20"/>
-        <w:rPr>
-          <w:lang w:val="pt-BR"/>
-        </w:rPr>
-      </w:pPr>
-      <w:r>
-        <w:rPr>
-          <w:color w:val="B7B7B7"/>
-          <w:sz w:val="16"/>
-          <w:lang w:val="pt-BR"/>
-        </w:rPr>
-        <w:t>__________________________________________________________________________________</w:t>
-      </w:r>
-      <w:r>
-        <w:rPr>
-          <w:color w:val="B7B7B7"/>
-          <w:sz w:val="16"/>
-          <w:lang w:val="pt-BR"/>
-        </w:rPr>
-        <w:t>_______________________________________________________</w:t>
-      </w:r>
-    </w:p>
-    <w:p>
-      <w:pPr>
-        <w:spacing w:after="20"/>
-        <w:rPr>
-          <w:lang w:val="pt-BR"/>
-        </w:rPr>
-      </w:pPr>
-      <w:r>
-        <w:rPr>
-          <w:color w:val="B7B7B7"/>
-          <w:sz w:val="16"/>
-          <w:lang w:val="pt-BR"/>
-        </w:rPr>
-        <w:t>________________________________________________________________________________</w:t>
-      </w:r>
-      <w:r>
-        <w:rPr>
-          <w:color w:val="B7B7B7"/>
-          <w:sz w:val="16"/>
-          <w:lang w:val="pt-BR"/>
-        </w:rPr>
-        <w:t>_________________________________________________________</w:t>
-      </w:r>
-    </w:p>
-    <w:p>
-      <w:pPr>
-        <w:spacing w:after="20"/>
-        <w:rPr>
-          <w:lang w:val="pt-BR"/>
-        </w:rPr>
-      </w:pPr>
-      <w:r>
-        <w:rPr>
-          <w:color w:val="B7B7B7"/>
-          <w:sz w:val="16"/>
-          <w:lang w:val="pt-BR"/>
-        </w:rPr>
-        <w:t>________________________________________________________________________________</w:t>
-      </w:r>
-      <w:r>
-        <w:rPr>
-          <w:color w:val="B7B7B7"/>
-          <w:sz w:val="16"/>
-          <w:lang w:val="pt-BR"/>
-        </w:rPr>
-        <w:t>_________________________________________________________</w:t>
+        <w:t>Questão 7 — Ferramenta x servidor</w:t>
+      </w:r>
+    </w:p>
+    <w:p>
+      <w:pPr>
+        <w:rPr>
+          <w:lang w:val="pt-BR"/>
+        </w:rPr>
+      </w:pPr>
+      <w:r>
+        <w:rPr>
+          <w:lang w:val="pt-BR"/>
+        </w:rPr>
+        <w:t>Explique por que instalar apenas uma ferramenta gráfica como o MySQL Workbench não significa necessariamente que o servidor de banco de dados esteja instalado e funcionando.</w:t>
       </w:r>
     </w:p>
     <w:p>
       <w:pPr>
         <w:pStyle w:val="Ttulo2"/>
         <w:rPr>
-          <w:lang w:val="pt-BR"/>
-        </w:rPr>
-      </w:pPr>
-      <w:r>
-        <w:rPr>
-          <w:lang w:val="pt-BR"/>
-        </w:rPr>
-        <w:t>Questão 4 — Pensamento analítico</w:t>
-      </w:r>
-    </w:p>
-    <w:p>
-      <w:pPr>
-        <w:rPr>
-          <w:lang w:val="pt-BR"/>
-        </w:rPr>
-      </w:pPr>
-      <w:r>
-        <w:rPr>
-          <w:lang w:val="pt-BR"/>
-        </w:rPr>
-        <w:t>Uma empresa registra pedidos, clientes, produtos e pagamentos. Explique dois problemas que podem ocorrer se esses dados forem armazenados sem organização, sem regras e sem relacionamentos definidos.</w:t>
-      </w:r>
-    </w:p>
-    <w:p>
-      <w:pPr>
-        <w:spacing w:after="20"/>
-        <w:rPr>
-          <w:lang w:val="pt-BR"/>
-        </w:rPr>
-      </w:pPr>
-      <w:r>
-        <w:rPr>
-          <w:color w:val="B7B7B7"/>
-          <w:sz w:val="16"/>
-          <w:lang w:val="pt-BR"/>
-        </w:rPr>
-        <w:t>__________________________________________________________________________________</w:t>
-      </w:r>
-      <w:r>
-        <w:rPr>
-          <w:color w:val="B7B7B7"/>
-          <w:sz w:val="16"/>
-          <w:lang w:val="pt-BR"/>
-        </w:rPr>
-        <w:t>_______________________________________________________</w:t>
-      </w:r>
-    </w:p>
-    <w:p>
-      <w:pPr>
-        <w:spacing w:after="20"/>
-        <w:rPr>
-          <w:lang w:val="pt-BR"/>
-        </w:rPr>
-      </w:pPr>
-      <w:r>
-        <w:rPr>
-          <w:color w:val="B7B7B7"/>
-          <w:sz w:val="16"/>
-          <w:lang w:val="pt-BR"/>
-        </w:rPr>
-        <w:t>________________________________________________________________________________</w:t>
-      </w:r>
-      <w:r>
-        <w:rPr>
-          <w:color w:val="B7B7B7"/>
-          <w:sz w:val="16"/>
-          <w:lang w:val="pt-BR"/>
-        </w:rPr>
-        <w:t>_________________________________________________________</w:t>
-      </w:r>
-    </w:p>
-    <w:p>
-      <w:pPr>
-        <w:spacing w:after="20"/>
-        <w:rPr>
-          <w:lang w:val="pt-BR"/>
-        </w:rPr>
-      </w:pPr>
-      <w:r>
-        <w:rPr>
-          <w:color w:val="B7B7B7"/>
-          <w:sz w:val="16"/>
-          <w:lang w:val="pt-BR"/>
-        </w:rPr>
-        <w:t>________________________________________________________________________________</w:t>
-      </w:r>
-      <w:r>
-        <w:rPr>
-          <w:color w:val="B7B7B7"/>
-          <w:sz w:val="16"/>
-          <w:lang w:val="pt-BR"/>
-        </w:rPr>
-        <w:t>_________________________________________________________</w:t>
-      </w:r>
+          <w:b w:val="0"/>
+          <w:bCs w:val="0"/>
+          <w:color w:val="000000" w:themeColor="text1"/>
+          <w:sz w:val="24"/>
+          <w:szCs w:val="24"/>
+          <w:lang w:val="pt-BR"/>
+        </w:rPr>
+      </w:pPr>
     </w:p>
     <w:p>
       <w:pPr>
         <w:pStyle w:val="Ttulo2"/>
         <w:rPr>
-          <w:lang w:val="pt-BR"/>
-        </w:rPr>
-      </w:pPr>
-      <w:r>
-        <w:rPr>
-          <w:lang w:val="pt-BR"/>
-        </w:rPr>
-        <w:t>Questão 5 — Escolha de tecnologia</w:t>
-      </w:r>
-    </w:p>
-    <w:p>
-      <w:pPr>
-        <w:rPr>
-          <w:lang w:val="pt-BR"/>
-        </w:rPr>
-      </w:pPr>
-      <w:r>
-        <w:rPr>
-          <w:lang w:val="pt-BR"/>
-        </w:rPr>
-        <w:t>Para um sistema de pedidos de cafeteria com clientes, produtos, mesas, pagamentos e estoque, você tenderia inicialmente a escolher um banco relacional ou não relacional? Justifique com pelo menos dois argumentos.</w:t>
-      </w:r>
-    </w:p>
-    <w:p>
-      <w:pPr>
-        <w:spacing w:after="20"/>
-        <w:rPr>
-          <w:lang w:val="pt-BR"/>
-        </w:rPr>
-      </w:pPr>
-      <w:r>
-        <w:rPr>
-          <w:color w:val="B7B7B7"/>
-          <w:sz w:val="16"/>
-          <w:lang w:val="pt-BR"/>
-        </w:rPr>
-        <w:t>__________________________________________________________________________________</w:t>
-      </w:r>
-      <w:r>
-        <w:rPr>
-          <w:color w:val="B7B7B7"/>
-          <w:sz w:val="16"/>
-          <w:lang w:val="pt-BR"/>
-        </w:rPr>
-        <w:t>_______________________________________________________</w:t>
-      </w:r>
-    </w:p>
-    <w:p>
-      <w:pPr>
-        <w:spacing w:after="20"/>
-        <w:rPr>
-          <w:lang w:val="pt-BR"/>
-        </w:rPr>
-      </w:pPr>
-      <w:r>
-        <w:rPr>
-          <w:color w:val="B7B7B7"/>
-          <w:sz w:val="16"/>
-          <w:lang w:val="pt-BR"/>
-        </w:rPr>
-        <w:t>________________________________________________________________________________</w:t>
-      </w:r>
-      <w:r>
-        <w:rPr>
-          <w:color w:val="B7B7B7"/>
-          <w:sz w:val="16"/>
-          <w:lang w:val="pt-BR"/>
-        </w:rPr>
-        <w:t>_________________________________________________________</w:t>
-      </w:r>
-    </w:p>
-    <w:p>
-      <w:pPr>
-        <w:spacing w:after="20"/>
-        <w:rPr>
-          <w:lang w:val="pt-BR"/>
-        </w:rPr>
-      </w:pPr>
-      <w:r>
-        <w:rPr>
-          <w:color w:val="B7B7B7"/>
-          <w:sz w:val="16"/>
-          <w:lang w:val="pt-BR"/>
-        </w:rPr>
-        <w:t>________________________________________________________________________________</w:t>
-      </w:r>
-      <w:r>
-        <w:rPr>
-          <w:color w:val="B7B7B7"/>
-          <w:sz w:val="16"/>
-          <w:lang w:val="pt-BR"/>
-        </w:rPr>
-        <w:t>_________________________________________________________</w:t>
-      </w:r>
+          <w:b w:val="0"/>
+          <w:bCs w:val="0"/>
+          <w:color w:val="000000" w:themeColor="text1"/>
+          <w:sz w:val="24"/>
+          <w:szCs w:val="24"/>
+          <w:lang w:val="pt-BR"/>
+        </w:rPr>
+      </w:pPr>
+      <w:r>
+        <w:rPr>
+          <w:b w:val="0"/>
+          <w:bCs w:val="0"/>
+          <w:color w:val="000000" w:themeColor="text1"/>
+          <w:sz w:val="24"/>
+          <w:szCs w:val="24"/>
+          <w:lang w:val="pt-BR"/>
+        </w:rPr>
+        <w:t>O MySQL Workbench é apenas uma ferramenta para acessar e administrar o banco. É necessário que o servidor MySQL esteja instalado, configurado e funcionando para realizar as conexões.</w:t>
+      </w:r>
+    </w:p>
+    <w:p>
+      <w:pPr>
+        <w:pStyle w:val="Ttulo2"/>
+        <w:rPr>
+          <w:lang w:val="pt-BR"/>
+        </w:rPr>
+      </w:pPr>
+    </w:p>
+    <w:p>
+      <w:pPr>
+        <w:pStyle w:val="Ttulo2"/>
+        <w:rPr>
+          <w:lang w:val="pt-BR"/>
+        </w:rPr>
+      </w:pPr>
+      <w:r>
+        <w:rPr>
+          <w:lang w:val="pt-BR"/>
+        </w:rPr>
+        <w:t>Questão 8 — Teste de ambiente</w:t>
+      </w:r>
+    </w:p>
+    <w:p>
+      <w:pPr>
+        <w:rPr>
+          <w:lang w:val="pt-BR"/>
+        </w:rPr>
+      </w:pPr>
+      <w:r>
+        <w:rPr>
+          <w:lang w:val="pt-BR"/>
+        </w:rPr>
+        <w:t>Após instalar um SGBD, quais evidências mínimas você procuraria para concluir que o ambiente está realmente operacional? Cite pelo menos três.</w:t>
+      </w:r>
+    </w:p>
+    <w:p>
+      <w:pPr>
+        <w:rPr>
+          <w:lang w:val="pt-BR"/>
+        </w:rPr>
+      </w:pPr>
+    </w:p>
+    <w:p>
+      <w:pPr>
+        <w:rPr>
+          <w:lang w:val="pt-BR"/>
+        </w:rPr>
+      </w:pPr>
+      <w:r>
+        <w:rPr>
+          <w:lang w:val="pt-BR"/>
+        </w:rPr>
+        <w:t>e</w:t>
+      </w:r>
+      <w:r>
+        <w:rPr>
+          <w:lang w:val="pt-BR"/>
+        </w:rPr>
+        <w:t>u verificaria:</w:t>
+      </w:r>
+    </w:p>
+    <w:p>
+      <w:pPr>
+        <w:rPr>
+          <w:lang w:val="pt-BR"/>
+        </w:rPr>
+      </w:pPr>
+      <w:r>
+        <w:rPr>
+          <w:lang w:val="pt-BR"/>
+        </w:rPr>
+        <w:t xml:space="preserve"> serviço do banco está funcionando.</w:t>
+      </w:r>
+    </w:p>
+    <w:p>
+      <w:pPr>
+        <w:rPr>
+          <w:lang w:val="pt-BR"/>
+        </w:rPr>
+      </w:pPr>
+      <w:r>
+        <w:rPr>
+          <w:lang w:val="pt-BR"/>
+        </w:rPr>
+        <w:t xml:space="preserve"> consigo conectar ao servidor.</w:t>
+      </w:r>
+    </w:p>
+    <w:p>
+      <w:pPr>
+        <w:rPr>
+          <w:lang w:val="pt-BR"/>
+        </w:rPr>
+      </w:pPr>
+      <w:r>
+        <w:rPr>
+          <w:lang w:val="pt-BR"/>
+        </w:rPr>
+        <w:t>consigo criar um banco ou tabela.</w:t>
+      </w:r>
+    </w:p>
+    <w:p>
+      <w:pPr>
+        <w:rPr>
+          <w:lang w:val="pt-BR"/>
+        </w:rPr>
+      </w:pPr>
+      <w:r>
+        <w:rPr>
+          <w:lang w:val="pt-BR"/>
+        </w:rPr>
+        <w:t>consigo executar um comando SQL.</w:t>
+      </w:r>
+    </w:p>
+    <w:p>
+      <w:pPr>
+        <w:rPr>
+          <w:lang w:val="pt-BR"/>
+        </w:rPr>
+      </w:pPr>
+      <w:r>
+        <w:rPr>
+          <w:lang w:val="pt-BR"/>
+        </w:rPr>
+        <w:t>consigo consultar os dados.</w:t>
+      </w:r>
+    </w:p>
+    <w:p>
+      <w:pPr>
+        <w:rPr>
+          <w:lang w:val="pt-BR"/>
+        </w:rPr>
+      </w:pPr>
+    </w:p>
+    <w:p>
+      <w:pPr>
+        <w:pStyle w:val="Ttulo2"/>
+        <w:rPr>
+          <w:lang w:val="pt-BR"/>
+        </w:rPr>
+      </w:pPr>
+      <w:r>
+        <w:rPr>
+          <w:lang w:val="pt-BR"/>
+        </w:rPr>
+        <w:t>Questão 9 — Erro como diagnóstico</w:t>
+      </w:r>
+    </w:p>
+    <w:p>
+      <w:pPr>
+        <w:rPr>
+          <w:lang w:val="pt-BR"/>
+        </w:rPr>
+      </w:pPr>
+      <w:r>
+        <w:rPr>
+          <w:lang w:val="pt-BR"/>
+        </w:rPr>
+        <w:t>Durante a instalação, a conexão com o banco falha. Em vez de reinstalar tudo imediatamente, cite três verificações que deveriam ser feitas primeiro.</w:t>
+      </w:r>
+    </w:p>
+    <w:p>
+      <w:pPr>
+        <w:rPr>
+          <w:lang w:val="pt-BR"/>
+        </w:rPr>
+      </w:pPr>
     </w:p>
     <w:p>
       <w:pPr>
         <w:spacing w:after="200" w:line="276" w:lineRule="auto"/>
         <w:rPr>
-          <w:rFonts w:asciiTheme="majorHAnsi" w:eastAsiaTheme="majorEastAsia" w:hAnsiTheme="majorHAnsi" w:cstheme="majorBidi"/>
-          <w:b/>
-          <w:bCs/>
-          <w:color w:val="17365D"/>
-          <w:sz w:val="30"/>
-          <w:szCs w:val="28"/>
-          <w:lang w:val="pt-BR"/>
-        </w:rPr>
-      </w:pPr>
+          <w:lang w:val="pt-BR"/>
+        </w:rPr>
+      </w:pPr>
+      <w:r>
+        <w:rPr>
+          <w:lang w:val="pt-BR"/>
+        </w:rPr>
+        <w:t>a</w:t>
+      </w:r>
+      <w:r>
+        <w:rPr>
+          <w:lang w:val="pt-BR"/>
+        </w:rPr>
+        <w:t>ntes de reinstalar tudo verificaria:</w:t>
+      </w:r>
+    </w:p>
+    <w:p>
+      <w:pPr>
+        <w:spacing w:after="200" w:line="276" w:lineRule="auto"/>
+        <w:rPr>
+          <w:lang w:val="pt-BR"/>
+        </w:rPr>
+      </w:pPr>
+      <w:r>
+        <w:rPr>
+          <w:lang w:val="pt-BR"/>
+        </w:rPr>
+        <w:t>s</w:t>
+      </w:r>
+      <w:r>
+        <w:rPr>
+          <w:lang w:val="pt-BR"/>
+        </w:rPr>
+        <w:t>e o servidor está ligado.</w:t>
+      </w:r>
+    </w:p>
+    <w:p>
+      <w:pPr>
+        <w:spacing w:after="200" w:line="276" w:lineRule="auto"/>
+        <w:rPr>
+          <w:lang w:val="pt-BR"/>
+        </w:rPr>
+      </w:pPr>
+      <w:r>
+        <w:rPr>
+          <w:lang w:val="pt-BR"/>
+        </w:rPr>
+        <w:t>usuário e senha estão corretos.</w:t>
+      </w:r>
+    </w:p>
+    <w:p>
+      <w:pPr>
+        <w:spacing w:after="200" w:line="276" w:lineRule="auto"/>
+        <w:rPr>
+          <w:lang w:val="pt-BR"/>
+        </w:rPr>
+      </w:pPr>
+      <w:r>
+        <w:rPr>
+          <w:lang w:val="pt-BR"/>
+        </w:rPr>
+        <w:t>porta da conexão estão corretos.</w:t>
+      </w:r>
       <w:r>
         <w:rPr>
           <w:lang w:val="pt-BR"/>
@@ -1089,7 +1507,7 @@
         <w:rPr>
           <w:lang w:val="pt-BR"/>
         </w:rPr>
-        <w:t>PARTE 2 — SGBD, INSTALAÇÃO E AMBIENTE</w:t>
+        <w:t>PARTE 3 — MER E DER</w:t>
       </w:r>
     </w:p>
     <w:p>
@@ -1105,7 +1523,7 @@
           <w:color w:val="666666"/>
           <w:lang w:val="pt-BR"/>
         </w:rPr>
-        <w:t>Revisão da Aula 02 — função do SGBD, ferramentas, ambiente de desenvolvimento e importância da configuração.</w:t>
+        <w:t>Revisão da Aula 03 — modelagem, entidades, atributos, relacionamentos e diferença entre MER e DER.</w:t>
       </w:r>
     </w:p>
     <w:p>
@@ -1119,409 +1537,14 @@
         <w:rPr>
           <w:lang w:val="pt-BR"/>
         </w:rPr>
-        <w:t>Questão 6 — Reconhecendo SGBDs</w:t>
-      </w:r>
-    </w:p>
-    <w:p>
-      <w:pPr>
-        <w:rPr>
-          <w:lang w:val="pt-BR"/>
-        </w:rPr>
-      </w:pPr>
-      <w:r>
-        <w:rPr>
-          <w:lang w:val="pt-BR"/>
-        </w:rPr>
-        <w:t>Circule ou destaque apenas os itens que representam SGBDs/bancos de dados abordados nas aulas.</w:t>
-      </w:r>
-    </w:p>
-    <w:p>
-      <w:pPr>
-        <w:spacing w:after="40"/>
-        <w:ind w:left="259"/>
-        <w:rPr>
-          <w:lang w:val="pt-BR"/>
-        </w:rPr>
-      </w:pPr>
-      <w:r>
-        <w:rPr>
-          <w:lang w:val="pt-BR"/>
-        </w:rPr>
-        <w:t>MySQL  |  PostgreSQL  |  MySQL Workbench  |  SQL Server  |  Oracle  |  MariaDB</w:t>
-      </w:r>
-    </w:p>
-    <w:p>
-      <w:pPr>
-        <w:pStyle w:val="Ttulo2"/>
-        <w:rPr>
-          <w:lang w:val="pt-BR"/>
-        </w:rPr>
-      </w:pPr>
-      <w:r>
-        <w:rPr>
-          <w:lang w:val="pt-BR"/>
-        </w:rPr>
-        <w:t>Questão 7 — Ferramenta x servidor</w:t>
-      </w:r>
-    </w:p>
-    <w:p>
-      <w:pPr>
-        <w:rPr>
-          <w:lang w:val="pt-BR"/>
-        </w:rPr>
-      </w:pPr>
-      <w:r>
-        <w:rPr>
-          <w:lang w:val="pt-BR"/>
-        </w:rPr>
-        <w:t>Explique por que instalar apenas uma ferramenta gráfica como o MySQL Workbench não significa necessariamente que o servidor de banco de dados esteja instalado e funcionando.</w:t>
-      </w:r>
-    </w:p>
-    <w:p>
-      <w:pPr>
-        <w:spacing w:after="20"/>
-        <w:rPr>
-          <w:lang w:val="pt-BR"/>
-        </w:rPr>
-      </w:pPr>
-      <w:r>
-        <w:rPr>
-          <w:color w:val="B7B7B7"/>
-          <w:sz w:val="16"/>
-          <w:lang w:val="pt-BR"/>
-        </w:rPr>
-        <w:t>__________________________________________________________________________________</w:t>
-      </w:r>
-      <w:r>
-        <w:rPr>
-          <w:color w:val="B7B7B7"/>
-          <w:sz w:val="16"/>
-          <w:lang w:val="pt-BR"/>
-        </w:rPr>
-        <w:t>_______________________________________________________</w:t>
-      </w:r>
-    </w:p>
-    <w:p>
-      <w:pPr>
-        <w:spacing w:after="20"/>
-        <w:rPr>
-          <w:lang w:val="pt-BR"/>
-        </w:rPr>
-      </w:pPr>
-      <w:r>
-        <w:rPr>
-          <w:color w:val="B7B7B7"/>
-          <w:sz w:val="16"/>
-          <w:lang w:val="pt-BR"/>
-        </w:rPr>
-        <w:t>________________________________________________________________________________</w:t>
-      </w:r>
-      <w:r>
-        <w:rPr>
-          <w:color w:val="B7B7B7"/>
-          <w:sz w:val="16"/>
-          <w:lang w:val="pt-BR"/>
-        </w:rPr>
-        <w:t>_________________________________________________________</w:t>
-      </w:r>
-    </w:p>
-    <w:p>
-      <w:pPr>
-        <w:spacing w:after="20"/>
-        <w:rPr>
-          <w:lang w:val="pt-BR"/>
-        </w:rPr>
-      </w:pPr>
-      <w:r>
-        <w:rPr>
-          <w:color w:val="B7B7B7"/>
-          <w:sz w:val="16"/>
-          <w:lang w:val="pt-BR"/>
-        </w:rPr>
-        <w:t>________________________________________________________________________________</w:t>
-      </w:r>
-      <w:r>
-        <w:rPr>
-          <w:color w:val="B7B7B7"/>
-          <w:sz w:val="16"/>
-          <w:lang w:val="pt-BR"/>
-        </w:rPr>
-        <w:t>_________________________________________________________</w:t>
-      </w:r>
-    </w:p>
-    <w:p>
-      <w:pPr>
-        <w:pStyle w:val="Ttulo2"/>
-        <w:rPr>
-          <w:lang w:val="pt-BR"/>
-        </w:rPr>
-      </w:pPr>
-      <w:r>
-        <w:rPr>
-          <w:lang w:val="pt-BR"/>
-        </w:rPr>
-        <w:t>Questão 8 — Teste de ambiente</w:t>
-      </w:r>
-    </w:p>
-    <w:p>
-      <w:pPr>
-        <w:rPr>
-          <w:lang w:val="pt-BR"/>
-        </w:rPr>
-      </w:pPr>
-      <w:r>
-        <w:rPr>
-          <w:lang w:val="pt-BR"/>
-        </w:rPr>
-        <w:t>Após instalar um SGBD, quais evidências mínimas você procuraria para concluir que o ambiente está realmente operacional? Cite pelo menos três.</w:t>
-      </w:r>
-    </w:p>
-    <w:p>
-      <w:pPr>
-        <w:spacing w:after="20"/>
-        <w:rPr>
-          <w:lang w:val="pt-BR"/>
-        </w:rPr>
-      </w:pPr>
-      <w:r>
-        <w:rPr>
-          <w:color w:val="B7B7B7"/>
-          <w:sz w:val="16"/>
-          <w:lang w:val="pt-BR"/>
-        </w:rPr>
-        <w:t>__________________________________________________________________________________</w:t>
-      </w:r>
-      <w:r>
-        <w:rPr>
-          <w:color w:val="B7B7B7"/>
-          <w:sz w:val="16"/>
-          <w:lang w:val="pt-BR"/>
-        </w:rPr>
-        <w:t>_______________________________________________________</w:t>
-      </w:r>
-    </w:p>
-    <w:p>
-      <w:pPr>
-        <w:spacing w:after="20"/>
-        <w:rPr>
-          <w:lang w:val="pt-BR"/>
-        </w:rPr>
-      </w:pPr>
-      <w:r>
-        <w:rPr>
-          <w:color w:val="B7B7B7"/>
-          <w:sz w:val="16"/>
-          <w:lang w:val="pt-BR"/>
-        </w:rPr>
-        <w:t>________________________________________________________________________________</w:t>
-      </w:r>
-      <w:r>
-        <w:rPr>
-          <w:color w:val="B7B7B7"/>
-          <w:sz w:val="16"/>
-          <w:lang w:val="pt-BR"/>
-        </w:rPr>
-        <w:t>_________________________________________________________</w:t>
-      </w:r>
-    </w:p>
-    <w:p>
-      <w:pPr>
-        <w:spacing w:after="20"/>
-        <w:rPr>
-          <w:lang w:val="pt-BR"/>
-        </w:rPr>
-      </w:pPr>
-      <w:r>
-        <w:rPr>
-          <w:color w:val="B7B7B7"/>
-          <w:sz w:val="16"/>
-          <w:lang w:val="pt-BR"/>
-        </w:rPr>
-        <w:t>________________________________________________________________________________</w:t>
-      </w:r>
-      <w:r>
-        <w:rPr>
-          <w:color w:val="B7B7B7"/>
-          <w:sz w:val="16"/>
-          <w:lang w:val="pt-BR"/>
-        </w:rPr>
-        <w:t>_________________________________________________________</w:t>
-      </w:r>
-    </w:p>
-    <w:p>
-      <w:pPr>
-        <w:pStyle w:val="Ttulo2"/>
-        <w:rPr>
-          <w:lang w:val="pt-BR"/>
-        </w:rPr>
-      </w:pPr>
-      <w:r>
-        <w:rPr>
-          <w:lang w:val="pt-BR"/>
-        </w:rPr>
-        <w:t>Questão 9 — Erro como diagnóstico</w:t>
-      </w:r>
-    </w:p>
-    <w:p>
-      <w:pPr>
-        <w:rPr>
-          <w:lang w:val="pt-BR"/>
-        </w:rPr>
-      </w:pPr>
-      <w:r>
-        <w:rPr>
-          <w:lang w:val="pt-BR"/>
-        </w:rPr>
-        <w:t>Durante a instalação, a conexão com o banco falha. Em vez de reinstalar tudo imediatamente, cite três verificações que deveriam ser feitas primeiro.</w:t>
-      </w:r>
-    </w:p>
-    <w:p>
-      <w:pPr>
-        <w:spacing w:after="20"/>
-        <w:rPr>
-          <w:lang w:val="pt-BR"/>
-        </w:rPr>
-      </w:pPr>
-      <w:r>
-        <w:rPr>
-          <w:color w:val="B7B7B7"/>
-          <w:sz w:val="16"/>
-          <w:lang w:val="pt-BR"/>
-        </w:rPr>
-        <w:t>__________________________________________________________________________________</w:t>
-      </w:r>
-      <w:r>
-        <w:rPr>
-          <w:color w:val="B7B7B7"/>
-          <w:sz w:val="16"/>
-          <w:lang w:val="pt-BR"/>
-        </w:rPr>
-        <w:t>_______________________________________________________</w:t>
-      </w:r>
-    </w:p>
-    <w:p>
-      <w:pPr>
-        <w:spacing w:after="20"/>
-        <w:rPr>
-          <w:lang w:val="pt-BR"/>
-        </w:rPr>
-      </w:pPr>
-      <w:r>
-        <w:rPr>
-          <w:color w:val="B7B7B7"/>
-          <w:sz w:val="16"/>
-          <w:lang w:val="pt-BR"/>
-        </w:rPr>
-        <w:t>________________________________________________________________________________</w:t>
-      </w:r>
-      <w:r>
-        <w:rPr>
-          <w:color w:val="B7B7B7"/>
-          <w:sz w:val="16"/>
-          <w:lang w:val="pt-BR"/>
-        </w:rPr>
-        <w:t>_________________________________________________________</w:t>
-      </w:r>
-    </w:p>
-    <w:p>
-      <w:pPr>
-        <w:spacing w:after="20"/>
-        <w:rPr>
-          <w:lang w:val="pt-BR"/>
-        </w:rPr>
-      </w:pPr>
-      <w:r>
-        <w:rPr>
-          <w:color w:val="B7B7B7"/>
-          <w:sz w:val="16"/>
-          <w:lang w:val="pt-BR"/>
-        </w:rPr>
-        <w:t>________________________________________________________________________________</w:t>
-      </w:r>
-      <w:r>
-        <w:rPr>
-          <w:color w:val="B7B7B7"/>
-          <w:sz w:val="16"/>
-          <w:lang w:val="pt-BR"/>
-        </w:rPr>
-        <w:t>_________________________________________________________</w:t>
-      </w:r>
-    </w:p>
-    <w:p>
-      <w:pPr>
-        <w:spacing w:after="200" w:line="276" w:lineRule="auto"/>
-        <w:rPr>
-          <w:rFonts w:asciiTheme="majorHAnsi" w:eastAsiaTheme="majorEastAsia" w:hAnsiTheme="majorHAnsi" w:cstheme="majorBidi"/>
-          <w:b/>
-          <w:bCs/>
-          <w:color w:val="17365D"/>
-          <w:sz w:val="30"/>
-          <w:szCs w:val="28"/>
-          <w:lang w:val="pt-BR"/>
-        </w:rPr>
-      </w:pPr>
-      <w:r>
-        <w:rPr>
-          <w:lang w:val="pt-BR"/>
-        </w:rPr>
-        <w:br w:type="page"/>
-      </w:r>
-    </w:p>
-    <w:p>
-      <w:pPr>
-        <w:pStyle w:val="Ttulo1"/>
-        <w:rPr>
-          <w:lang w:val="pt-BR"/>
-        </w:rPr>
-      </w:pPr>
-    </w:p>
-    <w:p>
-      <w:pPr>
-        <w:pStyle w:val="Ttulo1"/>
-        <w:rPr>
-          <w:lang w:val="pt-BR"/>
-        </w:rPr>
-      </w:pPr>
-      <w:r>
-        <w:rPr>
-          <w:lang w:val="pt-BR"/>
-        </w:rPr>
-        <w:t>PARTE 3 — MER E DER</w:t>
-      </w:r>
-    </w:p>
-    <w:p>
-      <w:pPr>
-        <w:spacing w:after="120"/>
-        <w:rPr>
-          <w:lang w:val="pt-BR"/>
-        </w:rPr>
-      </w:pPr>
-      <w:r>
-        <w:rPr>
-          <w:i/>
-          <w:color w:val="666666"/>
-          <w:lang w:val="pt-BR"/>
-        </w:rPr>
-        <w:t>Revisão da Aula 03 — modelagem, entidades, atributos, relacionamentos e diferença entre MER e DER.</w:t>
-      </w:r>
-    </w:p>
-    <w:p>
-      <w:pPr>
-        <w:pStyle w:val="Ttulo2"/>
-        <w:rPr>
-          <w:lang w:val="pt-BR"/>
-        </w:rPr>
-      </w:pPr>
-      <w:r>
-        <w:rPr>
-          <w:lang w:val="pt-BR"/>
-        </w:rPr>
         <w:t>Questão 10 — Modelagem antes do código</w:t>
       </w:r>
     </w:p>
     <w:p>
       <w:pPr>
         <w:rPr>
+          <w:sz w:val="24"/>
+          <w:szCs w:val="24"/>
           <w:lang w:val="pt-BR"/>
         </w:rPr>
       </w:pPr>
@@ -1531,78 +1554,73 @@
         </w:rPr>
         <w:t>Por que a modelagem de dados deve acontecer antes da criação das tabelas? Explique como ela ajuda a reduzir erros no projeto.</w:t>
       </w:r>
-    </w:p>
-    <w:p>
-      <w:pPr>
-        <w:spacing w:after="20"/>
-        <w:rPr>
-          <w:lang w:val="pt-BR"/>
-        </w:rPr>
-      </w:pPr>
-      <w:r>
-        <w:rPr>
-          <w:color w:val="B7B7B7"/>
-          <w:sz w:val="16"/>
-          <w:lang w:val="pt-BR"/>
-        </w:rPr>
-        <w:t>__________________________________________________________________________________</w:t>
-      </w:r>
-      <w:r>
-        <w:rPr>
-          <w:color w:val="B7B7B7"/>
-          <w:sz w:val="16"/>
-          <w:lang w:val="pt-BR"/>
-        </w:rPr>
-        <w:t>_______________________________________________________</w:t>
-      </w:r>
-    </w:p>
-    <w:p>
-      <w:pPr>
-        <w:spacing w:after="20"/>
-        <w:rPr>
-          <w:lang w:val="pt-BR"/>
-        </w:rPr>
-      </w:pPr>
-      <w:r>
-        <w:rPr>
-          <w:color w:val="B7B7B7"/>
-          <w:sz w:val="16"/>
-          <w:lang w:val="pt-BR"/>
-        </w:rPr>
-        <w:t>________________________________________________________________________________</w:t>
-      </w:r>
-      <w:r>
-        <w:rPr>
-          <w:color w:val="B7B7B7"/>
-          <w:sz w:val="16"/>
-          <w:lang w:val="pt-BR"/>
-        </w:rPr>
-        <w:t>_________________________________________________________</w:t>
-      </w:r>
-    </w:p>
-    <w:p>
-      <w:pPr>
-        <w:spacing w:after="20"/>
-        <w:rPr>
-          <w:lang w:val="pt-BR"/>
-        </w:rPr>
-      </w:pPr>
-      <w:r>
-        <w:rPr>
-          <w:color w:val="B7B7B7"/>
-          <w:sz w:val="16"/>
-          <w:lang w:val="pt-BR"/>
-        </w:rPr>
-        <w:t>________________________________________________________________________________</w:t>
-      </w:r>
-      <w:r>
-        <w:rPr>
-          <w:color w:val="B7B7B7"/>
-          <w:sz w:val="16"/>
-          <w:lang w:val="pt-BR"/>
-        </w:rPr>
-        <w:t>_________________________________________________________</w:t>
-      </w:r>
+      <w:r>
+        <w:rPr>
+          <w:lang w:val="pt-BR"/>
+        </w:rPr>
+        <w:br/>
+      </w:r>
+      <w:r>
+        <w:rPr>
+          <w:lang w:val="pt-BR"/>
+        </w:rPr>
+        <w:br/>
+      </w:r>
+      <w:r>
+        <w:rPr>
+          <w:sz w:val="24"/>
+          <w:szCs w:val="24"/>
+          <w:lang w:val="pt-BR"/>
+        </w:rPr>
+        <w:t xml:space="preserve">A modelagem deve ser feita antes de criar as tabelas porque ajuda a organizar os dados e os relacionamentos. </w:t>
+      </w:r>
+      <w:r>
+        <w:rPr>
+          <w:sz w:val="24"/>
+          <w:szCs w:val="24"/>
+          <w:lang w:val="pt-BR"/>
+        </w:rPr>
+        <w:t xml:space="preserve">Dando para ver </w:t>
+      </w:r>
+      <w:r>
+        <w:rPr>
+          <w:sz w:val="24"/>
+          <w:szCs w:val="24"/>
+          <w:lang w:val="pt-BR"/>
+        </w:rPr>
+        <w:t>erros antes d</w:t>
+      </w:r>
+      <w:r>
+        <w:rPr>
+          <w:sz w:val="24"/>
+          <w:szCs w:val="24"/>
+          <w:lang w:val="pt-BR"/>
+        </w:rPr>
+        <w:t>e fazer</w:t>
+      </w:r>
+      <w:r>
+        <w:rPr>
+          <w:sz w:val="24"/>
+          <w:szCs w:val="24"/>
+          <w:lang w:val="pt-BR"/>
+        </w:rPr>
+        <w:t>, evitando</w:t>
+      </w:r>
+      <w:r>
+        <w:rPr>
+          <w:sz w:val="24"/>
+          <w:szCs w:val="24"/>
+          <w:lang w:val="pt-BR"/>
+        </w:rPr>
+        <w:t xml:space="preserve"> os erros.</w:t>
+      </w:r>
+    </w:p>
+    <w:p>
+      <w:pPr>
+        <w:rPr>
+          <w:lang w:val="pt-BR"/>
+        </w:rPr>
+      </w:pPr>
     </w:p>
     <w:p>
       <w:pPr>
@@ -1725,7 +1743,11 @@
               <w:right w:w="90" w:type="dxa"/>
             </w:tcMar>
           </w:tcPr>
-          <w:p/>
+          <w:p>
+            <w:r>
+              <w:t>entidade</w:t>
+            </w:r>
+          </w:p>
         </w:tc>
       </w:tr>
       <w:tr>
@@ -1761,7 +1783,11 @@
               <w:right w:w="90" w:type="dxa"/>
             </w:tcMar>
           </w:tcPr>
-          <w:p/>
+          <w:p>
+            <w:r>
+              <w:t>atributo</w:t>
+            </w:r>
+          </w:p>
         </w:tc>
       </w:tr>
       <w:tr>
@@ -1797,7 +1823,11 @@
               <w:right w:w="90" w:type="dxa"/>
             </w:tcMar>
           </w:tcPr>
-          <w:p/>
+          <w:p>
+            <w:r>
+              <w:t>entidade</w:t>
+            </w:r>
+          </w:p>
         </w:tc>
       </w:tr>
       <w:tr>
@@ -1833,7 +1863,11 @@
               <w:right w:w="90" w:type="dxa"/>
             </w:tcMar>
           </w:tcPr>
-          <w:p/>
+          <w:p>
+            <w:r>
+              <w:t>relacionamento</w:t>
+            </w:r>
+          </w:p>
         </w:tc>
       </w:tr>
       <w:tr>
@@ -1869,7 +1903,11 @@
               <w:right w:w="90" w:type="dxa"/>
             </w:tcMar>
           </w:tcPr>
-          <w:p/>
+          <w:p>
+            <w:r>
+              <w:t>entidade</w:t>
+            </w:r>
+          </w:p>
         </w:tc>
       </w:tr>
       <w:tr>
@@ -1905,7 +1943,11 @@
               <w:right w:w="90" w:type="dxa"/>
             </w:tcMar>
           </w:tcPr>
-          <w:p/>
+          <w:p>
+            <w:r>
+              <w:t>atributo</w:t>
+            </w:r>
+          </w:p>
         </w:tc>
       </w:tr>
       <w:tr>
@@ -1941,7 +1983,11 @@
               <w:right w:w="90" w:type="dxa"/>
             </w:tcMar>
           </w:tcPr>
-          <w:p/>
+          <w:p>
+            <w:r>
+              <w:t>entidade</w:t>
+            </w:r>
+          </w:p>
         </w:tc>
       </w:tr>
       <w:tr>
@@ -1977,7 +2023,11 @@
               <w:right w:w="90" w:type="dxa"/>
             </w:tcMar>
           </w:tcPr>
-          <w:p/>
+          <w:p>
+            <w:r>
+              <w:t>relacionamento</w:t>
+            </w:r>
+          </w:p>
         </w:tc>
       </w:tr>
     </w:tbl>
@@ -2266,7 +2316,6 @@
         <w:rPr>
           <w:lang w:val="pt-BR"/>
         </w:rPr>
-        <w:lastRenderedPageBreak/>
         <w:t>Questão 14 — Relacionamentos coerentes</w:t>
       </w:r>
     </w:p>
@@ -2442,75 +2491,45 @@
     </w:p>
     <w:p>
       <w:pPr>
-        <w:spacing w:after="20"/>
-        <w:rPr>
-          <w:lang w:val="pt-BR"/>
-        </w:rPr>
-      </w:pPr>
-      <w:r>
-        <w:rPr>
-          <w:color w:val="B7B7B7"/>
-          <w:sz w:val="16"/>
-          <w:lang w:val="pt-BR"/>
-        </w:rPr>
-        <w:t>__________________________________________________________________________________</w:t>
-      </w:r>
-      <w:r>
-        <w:rPr>
-          <w:color w:val="B7B7B7"/>
-          <w:sz w:val="16"/>
-          <w:lang w:val="pt-BR"/>
-        </w:rPr>
-        <w:t>_______________________________________________________</w:t>
-      </w:r>
-    </w:p>
-    <w:p>
-      <w:pPr>
-        <w:spacing w:after="20"/>
-        <w:rPr>
-          <w:lang w:val="pt-BR"/>
-        </w:rPr>
-      </w:pPr>
-      <w:r>
-        <w:rPr>
-          <w:color w:val="B7B7B7"/>
-          <w:sz w:val="16"/>
-          <w:lang w:val="pt-BR"/>
-        </w:rPr>
-        <w:t>________________________________________________________________________________</w:t>
-      </w:r>
-      <w:r>
-        <w:rPr>
-          <w:color w:val="B7B7B7"/>
-          <w:sz w:val="16"/>
-          <w:lang w:val="pt-BR"/>
-        </w:rPr>
-        <w:t>_________________________________________________________</w:t>
-      </w:r>
-    </w:p>
-    <w:p>
-      <w:pPr>
-        <w:spacing w:after="20"/>
-        <w:rPr>
-          <w:lang w:val="pt-BR"/>
-        </w:rPr>
-      </w:pPr>
-      <w:r>
-        <w:rPr>
-          <w:color w:val="B7B7B7"/>
-          <w:sz w:val="16"/>
-          <w:lang w:val="pt-BR"/>
-        </w:rPr>
-        <w:t>________________________________________________________________________________</w:t>
-      </w:r>
-      <w:r>
-        <w:rPr>
-          <w:color w:val="B7B7B7"/>
-          <w:sz w:val="16"/>
-          <w:lang w:val="pt-BR"/>
-        </w:rPr>
-        <w:t>_________________________________________________________</w:t>
-      </w:r>
+        <w:rPr>
+          <w:lang w:val="pt-BR"/>
+        </w:rPr>
+      </w:pPr>
+    </w:p>
+    <w:p>
+      <w:pPr>
+        <w:rPr>
+          <w:sz w:val="24"/>
+          <w:szCs w:val="24"/>
+          <w:lang w:val="pt-BR"/>
+        </w:rPr>
+      </w:pPr>
+      <w:r>
+        <w:rPr>
+          <w:sz w:val="24"/>
+          <w:szCs w:val="24"/>
+          <w:lang w:val="pt-BR"/>
+        </w:rPr>
+        <w:t>1, n pois um cliente pode realizar vários pedidos e 1,1 porque um pedido pertence a um cliente</w:t>
+      </w:r>
+    </w:p>
+    <w:p>
+      <w:pPr>
+        <w:rPr>
+          <w:sz w:val="24"/>
+          <w:szCs w:val="24"/>
+          <w:lang w:val="pt-BR"/>
+        </w:rPr>
+      </w:pPr>
+    </w:p>
+    <w:p>
+      <w:pPr>
+        <w:rPr>
+          <w:sz w:val="24"/>
+          <w:szCs w:val="24"/>
+          <w:lang w:val="pt-BR"/>
+        </w:rPr>
+      </w:pPr>
     </w:p>
     <w:p>
       <w:pPr>
@@ -2541,75 +2560,66 @@
     </w:p>
     <w:p>
       <w:pPr>
-        <w:spacing w:after="20"/>
-        <w:rPr>
-          <w:lang w:val="pt-BR"/>
-        </w:rPr>
-      </w:pPr>
-      <w:r>
-        <w:rPr>
-          <w:color w:val="B7B7B7"/>
-          <w:sz w:val="16"/>
-          <w:lang w:val="pt-BR"/>
-        </w:rPr>
-        <w:t>__________________________________________________________________________________</w:t>
-      </w:r>
-      <w:r>
-        <w:rPr>
-          <w:color w:val="B7B7B7"/>
-          <w:sz w:val="16"/>
-          <w:lang w:val="pt-BR"/>
-        </w:rPr>
-        <w:t>_______________________________________________________</w:t>
-      </w:r>
-    </w:p>
-    <w:p>
-      <w:pPr>
-        <w:spacing w:after="20"/>
-        <w:rPr>
-          <w:lang w:val="pt-BR"/>
-        </w:rPr>
-      </w:pPr>
-      <w:r>
-        <w:rPr>
-          <w:color w:val="B7B7B7"/>
-          <w:sz w:val="16"/>
-          <w:lang w:val="pt-BR"/>
-        </w:rPr>
-        <w:t>________________________________________________________________________________</w:t>
-      </w:r>
-      <w:r>
-        <w:rPr>
-          <w:color w:val="B7B7B7"/>
-          <w:sz w:val="16"/>
-          <w:lang w:val="pt-BR"/>
-        </w:rPr>
-        <w:t>_________________________________________________________</w:t>
-      </w:r>
-    </w:p>
-    <w:p>
-      <w:pPr>
-        <w:spacing w:after="20"/>
-        <w:rPr>
-          <w:lang w:val="pt-BR"/>
-        </w:rPr>
-      </w:pPr>
-      <w:r>
-        <w:rPr>
-          <w:color w:val="B7B7B7"/>
-          <w:sz w:val="16"/>
-          <w:lang w:val="pt-BR"/>
-        </w:rPr>
-        <w:t>________________________________________________________________________________</w:t>
-      </w:r>
-      <w:r>
-        <w:rPr>
-          <w:color w:val="B7B7B7"/>
-          <w:sz w:val="16"/>
-          <w:lang w:val="pt-BR"/>
-        </w:rPr>
-        <w:t>_________________________________________________________</w:t>
-      </w:r>
+        <w:rPr>
+          <w:lang w:val="pt-BR"/>
+        </w:rPr>
+      </w:pPr>
+    </w:p>
+    <w:p>
+      <w:pPr>
+        <w:rPr>
+          <w:sz w:val="24"/>
+          <w:szCs w:val="24"/>
+          <w:lang w:val="pt-BR"/>
+        </w:rPr>
+      </w:pPr>
+      <w:r>
+        <w:rPr>
+          <w:sz w:val="24"/>
+          <w:szCs w:val="24"/>
+          <w:lang w:val="pt-BR"/>
+        </w:rPr>
+        <w:t>1, n</w:t>
+      </w:r>
+      <w:r>
+        <w:rPr>
+          <w:sz w:val="24"/>
+          <w:szCs w:val="24"/>
+          <w:lang w:val="pt-BR"/>
+        </w:rPr>
+        <w:t xml:space="preserve"> p</w:t>
+      </w:r>
+      <w:r>
+        <w:rPr>
+          <w:sz w:val="24"/>
+          <w:szCs w:val="24"/>
+          <w:lang w:val="pt-BR"/>
+        </w:rPr>
+        <w:t>orque</w:t>
+      </w:r>
+      <w:r>
+        <w:rPr>
+          <w:sz w:val="24"/>
+          <w:szCs w:val="24"/>
+          <w:lang w:val="pt-BR"/>
+        </w:rPr>
+        <w:t xml:space="preserve"> um produto pode aparecer em vários pedidos e </w:t>
+      </w:r>
+      <w:r>
+        <w:rPr>
+          <w:sz w:val="24"/>
+          <w:szCs w:val="24"/>
+          <w:lang w:val="pt-BR"/>
+        </w:rPr>
+        <w:t xml:space="preserve">1, n pois um pedido pode ter vários produtos </w:t>
+      </w:r>
+    </w:p>
+    <w:p>
+      <w:pPr>
+        <w:rPr>
+          <w:lang w:val="pt-BR"/>
+        </w:rPr>
+      </w:pPr>
     </w:p>
     <w:p>
       <w:pPr>
@@ -2663,6 +2673,7 @@
       </w:pPr>
       <w:r>
         <w:rPr>
+          <w:highlight w:val="yellow"/>
           <w:lang w:val="pt-BR"/>
         </w:rPr>
         <w:t>(B) Serve para identificar unicamente cada registro de uma tabela.</w:t>
@@ -4334,7 +4345,11 @@
               <w:right w:w="90" w:type="dxa"/>
             </w:tcMar>
           </w:tcPr>
-          <w:p/>
+          <w:p>
+            <w:r>
+              <w:t xml:space="preserve">Int </w:t>
+            </w:r>
+          </w:p>
         </w:tc>
       </w:tr>
       <w:tr>
@@ -4370,7 +4385,11 @@
               <w:right w:w="90" w:type="dxa"/>
             </w:tcMar>
           </w:tcPr>
-          <w:p/>
+          <w:p>
+            <w:r>
+              <w:t>Varchar (60)</w:t>
+            </w:r>
+          </w:p>
         </w:tc>
       </w:tr>
       <w:tr>
@@ -4418,6 +4437,18 @@
                 <w:lang w:val="pt-BR"/>
               </w:rPr>
             </w:pPr>
+            <w:r>
+              <w:rPr>
+                <w:lang w:val="pt-BR"/>
+              </w:rPr>
+              <w:t>Char</w:t>
+            </w:r>
+            <w:r>
+              <w:rPr>
+                <w:lang w:val="pt-BR"/>
+              </w:rPr>
+              <w:t xml:space="preserve"> (11)</w:t>
+            </w:r>
           </w:p>
         </w:tc>
       </w:tr>
@@ -4454,7 +4485,11 @@
               <w:right w:w="90" w:type="dxa"/>
             </w:tcMar>
           </w:tcPr>
-          <w:p/>
+          <w:p>
+            <w:r>
+              <w:t>date</w:t>
+            </w:r>
+          </w:p>
         </w:tc>
       </w:tr>
       <w:tr>
@@ -4490,7 +4525,11 @@
               <w:right w:w="90" w:type="dxa"/>
             </w:tcMar>
           </w:tcPr>
-          <w:p/>
+          <w:p>
+            <w:r>
+              <w:t>decimal</w:t>
+            </w:r>
+          </w:p>
         </w:tc>
       </w:tr>
       <w:tr>
@@ -4526,7 +4565,11 @@
               <w:right w:w="90" w:type="dxa"/>
             </w:tcMar>
           </w:tcPr>
-          <w:p/>
+          <w:p>
+            <w:r>
+              <w:t>boolean</w:t>
+            </w:r>
+          </w:p>
         </w:tc>
       </w:tr>
     </w:tbl>
@@ -4645,7 +4688,25 @@
               <w:right w:w="90" w:type="dxa"/>
             </w:tcMar>
           </w:tcPr>
-          <w:p/>
+          <w:p>
+            <w:pPr>
+              <w:rPr>
+                <w:lang w:val="pt-BR"/>
+              </w:rPr>
+            </w:pPr>
+            <w:r>
+              <w:rPr>
+                <w:lang w:val="pt-BR"/>
+              </w:rPr>
+              <w:t>Criar o banco de d</w:t>
+            </w:r>
+            <w:r>
+              <w:rPr>
+                <w:lang w:val="pt-BR"/>
+              </w:rPr>
+              <w:t>ados</w:t>
+            </w:r>
+          </w:p>
         </w:tc>
       </w:tr>
       <w:tr>
@@ -4681,7 +4742,11 @@
               <w:right w:w="90" w:type="dxa"/>
             </w:tcMar>
           </w:tcPr>
-          <w:p/>
+          <w:p>
+            <w:r>
+              <w:t xml:space="preserve">Criar tabela </w:t>
+            </w:r>
+          </w:p>
         </w:tc>
       </w:tr>
       <w:tr>
@@ -4717,7 +4782,14 @@
               <w:right w:w="90" w:type="dxa"/>
             </w:tcMar>
           </w:tcPr>
-          <w:p/>
+          <w:p>
+            <w:r>
+              <w:t xml:space="preserve">Alterar </w:t>
+            </w:r>
+            <w:r>
+              <w:t>a tabela</w:t>
+            </w:r>
+          </w:p>
         </w:tc>
       </w:tr>
       <w:tr>
@@ -4753,7 +4825,11 @@
               <w:right w:w="90" w:type="dxa"/>
             </w:tcMar>
           </w:tcPr>
-          <w:p/>
+          <w:p>
+            <w:r>
+              <w:t>Apagar tabela</w:t>
+            </w:r>
+          </w:p>
         </w:tc>
       </w:tr>
       <w:tr>
@@ -4789,7 +4865,25 @@
               <w:right w:w="90" w:type="dxa"/>
             </w:tcMar>
           </w:tcPr>
-          <w:p/>
+          <w:p>
+            <w:pPr>
+              <w:rPr>
+                <w:lang w:val="pt-BR"/>
+              </w:rPr>
+            </w:pPr>
+            <w:r>
+              <w:rPr>
+                <w:lang w:val="pt-BR"/>
+              </w:rPr>
+              <w:t>Apagar os dados da t</w:t>
+            </w:r>
+            <w:r>
+              <w:rPr>
+                <w:lang w:val="pt-BR"/>
+              </w:rPr>
+              <w:t>abela</w:t>
+            </w:r>
+          </w:p>
         </w:tc>
       </w:tr>
       <w:tr>
@@ -4825,7 +4919,11 @@
               <w:right w:w="90" w:type="dxa"/>
             </w:tcMar>
           </w:tcPr>
-          <w:p/>
+          <w:p>
+            <w:r>
+              <w:t>Renomear tabela</w:t>
+            </w:r>
+          </w:p>
         </w:tc>
       </w:tr>
     </w:tbl>
@@ -4907,6 +5005,41 @@
     </w:p>
     <w:p>
       <w:pPr>
+        <w:pStyle w:val="Ttulo2"/>
+        <w:rPr>
+          <w:lang w:val="pt-BR"/>
+        </w:rPr>
+      </w:pPr>
+    </w:p>
+    <w:p>
+      <w:pPr>
+        <w:pStyle w:val="Ttulo2"/>
+        <w:rPr>
+          <w:lang w:val="pt-BR"/>
+        </w:rPr>
+      </w:pPr>
+      <w:r>
+        <w:rPr>
+          <w:lang w:val="pt-BR"/>
+        </w:rPr>
+        <w:t>Questão 27 — ALTER x DROP x TRUNCATE</w:t>
+      </w:r>
+    </w:p>
+    <w:p>
+      <w:pPr>
+        <w:rPr>
+          <w:lang w:val="pt-BR"/>
+        </w:rPr>
+      </w:pPr>
+      <w:r>
+        <w:rPr>
+          <w:lang w:val="pt-BR"/>
+        </w:rPr>
+        <w:t>Explique a diferença entre ALTER TABLE, DROP TABLE e TRUNCATE TABLE. Dê atenção ao que acontece com a estrutura e com os dados.</w:t>
+      </w:r>
+    </w:p>
+    <w:p>
+      <w:pPr>
         <w:spacing w:after="20"/>
         <w:rPr>
           <w:lang w:val="pt-BR"/>
@@ -4988,20 +5121,20 @@
         <w:rPr>
           <w:lang w:val="pt-BR"/>
         </w:rPr>
-        <w:t>Questão 27 — ALTER x DROP x TRUNCATE</w:t>
-      </w:r>
-    </w:p>
-    <w:p>
-      <w:pPr>
-        <w:rPr>
-          <w:lang w:val="pt-BR"/>
-        </w:rPr>
-      </w:pPr>
-      <w:r>
-        <w:rPr>
-          <w:lang w:val="pt-BR"/>
-        </w:rPr>
-        <w:t>Explique a diferença entre ALTER TABLE, DROP TABLE e TRUNCATE TABLE. Dê atenção ao que acontece com a estrutura e com os dados.</w:t>
+        <w:t>Questão 28 — Boa prática de DDL</w:t>
+      </w:r>
+    </w:p>
+    <w:p>
+      <w:pPr>
+        <w:rPr>
+          <w:lang w:val="pt-BR"/>
+        </w:rPr>
+      </w:pPr>
+      <w:r>
+        <w:rPr>
+          <w:lang w:val="pt-BR"/>
+        </w:rPr>
+        <w:t>Analise os nomes abaixo e reescreva-os seguindo boas práticas de nomenclatura ensinadas nas aulas: “Tabela Cliente”, “Preço Produto”, “Data Cadastro”, “Código Pedido”. Depois explique o padrão escolhido.</w:t>
       </w:r>
     </w:p>
     <w:p>
@@ -5087,20 +5220,20 @@
         <w:rPr>
           <w:lang w:val="pt-BR"/>
         </w:rPr>
-        <w:t>Questão 28 — Boa prática de DDL</w:t>
-      </w:r>
-    </w:p>
-    <w:p>
-      <w:pPr>
-        <w:rPr>
-          <w:lang w:val="pt-BR"/>
-        </w:rPr>
-      </w:pPr>
-      <w:r>
-        <w:rPr>
-          <w:lang w:val="pt-BR"/>
-        </w:rPr>
-        <w:t>Analise os nomes abaixo e reescreva-os seguindo boas práticas de nomenclatura ensinadas nas aulas: “Tabela Cliente”, “Preço Produto”, “Data Cadastro”, “Código Pedido”. Depois explique o padrão escolhido.</w:t>
+        <w:t>Questão 29 — Diagnóstico de projeto</w:t>
+      </w:r>
+    </w:p>
+    <w:p>
+      <w:pPr>
+        <w:rPr>
+          <w:lang w:val="pt-BR"/>
+        </w:rPr>
+      </w:pPr>
+      <w:r>
+        <w:rPr>
+          <w:lang w:val="pt-BR"/>
+        </w:rPr>
+        <w:t>Um aluno começou a criar tabelas diretamente no SGBD, usou VARCHAR para todos os campos, não definiu PK, não documentou regras e depois percebeu que não sabia como relacionar PEDIDO e PRODUTO. Identifique pelo menos cinco problemas no processo e proponha uma correção para cada um.</w:t>
       </w:r>
     </w:p>
     <w:p>
@@ -5155,109 +5288,82 @@
       <w:pPr>
         <w:spacing w:after="20"/>
         <w:rPr>
-          <w:lang w:val="pt-BR"/>
-        </w:rPr>
-      </w:pPr>
-      <w:r>
-        <w:rPr>
           <w:color w:val="B7B7B7"/>
           <w:sz w:val="16"/>
           <w:lang w:val="pt-BR"/>
         </w:rPr>
-        <w:t>________________________________________________________________________________</w:t>
-      </w:r>
+      </w:pPr>
       <w:r>
         <w:rPr>
           <w:color w:val="B7B7B7"/>
           <w:sz w:val="16"/>
           <w:lang w:val="pt-BR"/>
         </w:rPr>
-        <w:t>_________________________________________________________</w:t>
-      </w:r>
-    </w:p>
-    <w:p>
-      <w:pPr>
-        <w:pStyle w:val="Ttulo2"/>
-        <w:rPr>
-          <w:lang w:val="pt-BR"/>
-        </w:rPr>
-      </w:pPr>
-      <w:r>
-        <w:rPr>
-          <w:lang w:val="pt-BR"/>
-        </w:rPr>
-        <w:t>Questão 29 — Diagnóstico de projeto</w:t>
-      </w:r>
-    </w:p>
-    <w:p>
-      <w:pPr>
-        <w:rPr>
-          <w:lang w:val="pt-BR"/>
-        </w:rPr>
-      </w:pPr>
-      <w:r>
-        <w:rPr>
-          <w:lang w:val="pt-BR"/>
-        </w:rPr>
-        <w:t>Um aluno começou a criar tabelas diretamente no SGBD, usou VARCHAR para todos os campos, não definiu PK, não documentou regras e depois percebeu que não sabia como relacionar PEDIDO e PRODUTO. Identifique pelo menos cinco problemas no processo e proponha uma correção para cada um.</w:t>
-      </w:r>
-    </w:p>
-    <w:p>
-      <w:pPr>
-        <w:spacing w:after="20"/>
-        <w:rPr>
-          <w:lang w:val="pt-BR"/>
-        </w:rPr>
-      </w:pPr>
+        <w:t>________________________________________________________________________________</w:t>
+      </w:r>
       <w:r>
         <w:rPr>
           <w:color w:val="B7B7B7"/>
           <w:sz w:val="16"/>
           <w:lang w:val="pt-BR"/>
         </w:rPr>
-        <w:t>__________________________________________________________________________________</w:t>
-      </w:r>
+        <w:t>_________________________________________________________</w:t>
+      </w:r>
+    </w:p>
+    <w:p>
+      <w:pPr>
+        <w:spacing w:after="20"/>
+        <w:rPr>
+          <w:lang w:val="pt-BR"/>
+        </w:rPr>
+      </w:pPr>
       <w:r>
         <w:rPr>
           <w:color w:val="B7B7B7"/>
           <w:sz w:val="16"/>
           <w:lang w:val="pt-BR"/>
         </w:rPr>
-        <w:t>_______________________________________________________</w:t>
-      </w:r>
-    </w:p>
-    <w:p>
-      <w:pPr>
-        <w:spacing w:after="20"/>
-        <w:rPr>
-          <w:lang w:val="pt-BR"/>
-        </w:rPr>
-      </w:pPr>
+        <w:t>__________________________________________________________________________________</w:t>
+      </w:r>
       <w:r>
         <w:rPr>
           <w:color w:val="B7B7B7"/>
           <w:sz w:val="16"/>
           <w:lang w:val="pt-BR"/>
         </w:rPr>
-        <w:t>________________________________________________________________________________</w:t>
-      </w:r>
+        <w:t>_______________________________________________________</w:t>
+      </w:r>
+    </w:p>
+    <w:p>
+      <w:pPr>
+        <w:spacing w:after="20"/>
+        <w:rPr>
+          <w:lang w:val="pt-BR"/>
+        </w:rPr>
+      </w:pPr>
       <w:r>
         <w:rPr>
           <w:color w:val="B7B7B7"/>
           <w:sz w:val="16"/>
           <w:lang w:val="pt-BR"/>
         </w:rPr>
-        <w:t>_________________________________________________________</w:t>
-      </w:r>
-    </w:p>
-    <w:p>
-      <w:pPr>
-        <w:spacing w:after="20"/>
+        <w:t>________________________________________________________________________________</w:t>
+      </w:r>
+      <w:r>
         <w:rPr>
           <w:color w:val="B7B7B7"/>
           <w:sz w:val="16"/>
           <w:lang w:val="pt-BR"/>
         </w:rPr>
+        <w:t>_________________________________________________________</w:t>
+      </w:r>
+    </w:p>
+    <w:p>
+      <w:pPr>
+        <w:spacing w:after="20"/>
+        <w:rPr>
+          <w:lang w:val="pt-BR"/>
+        </w:rPr>
       </w:pPr>
       <w:r>
         <w:rPr>
@@ -5278,78 +5384,6 @@
     </w:p>
     <w:p>
       <w:pPr>
-        <w:spacing w:after="20"/>
-        <w:rPr>
-          <w:lang w:val="pt-BR"/>
-        </w:rPr>
-      </w:pPr>
-      <w:r>
-        <w:rPr>
-          <w:color w:val="B7B7B7"/>
-          <w:sz w:val="16"/>
-          <w:lang w:val="pt-BR"/>
-        </w:rPr>
-        <w:t>__________________________________________________________________________________</w:t>
-      </w:r>
-      <w:r>
-        <w:rPr>
-          <w:color w:val="B7B7B7"/>
-          <w:sz w:val="16"/>
-          <w:lang w:val="pt-BR"/>
-        </w:rPr>
-        <w:t>_______________________________________________________</w:t>
-      </w:r>
-    </w:p>
-    <w:p>
-      <w:pPr>
-        <w:spacing w:after="20"/>
-        <w:rPr>
-          <w:lang w:val="pt-BR"/>
-        </w:rPr>
-      </w:pPr>
-      <w:r>
-        <w:rPr>
-          <w:color w:val="B7B7B7"/>
-          <w:sz w:val="16"/>
-          <w:lang w:val="pt-BR"/>
-        </w:rPr>
-        <w:t>________________________________________________________________________________</w:t>
-      </w:r>
-      <w:r>
-        <w:rPr>
-          <w:color w:val="B7B7B7"/>
-          <w:sz w:val="16"/>
-          <w:lang w:val="pt-BR"/>
-        </w:rPr>
-        <w:t>_________________________________________________________</w:t>
-      </w:r>
-    </w:p>
-    <w:p>
-      <w:pPr>
-        <w:spacing w:after="20"/>
-        <w:rPr>
-          <w:lang w:val="pt-BR"/>
-        </w:rPr>
-      </w:pPr>
-      <w:r>
-        <w:rPr>
-          <w:color w:val="B7B7B7"/>
-          <w:sz w:val="16"/>
-          <w:lang w:val="pt-BR"/>
-        </w:rPr>
-        <w:t>________________________________________________________________________________</w:t>
-      </w:r>
-      <w:r>
-        <w:rPr>
-          <w:color w:val="B7B7B7"/>
-          <w:sz w:val="16"/>
-          <w:lang w:val="pt-BR"/>
-        </w:rPr>
-        <w:t>_________________________________________________________</w:t>
-      </w:r>
-    </w:p>
-    <w:p>
-      <w:pPr>
         <w:spacing w:after="200" w:line="276" w:lineRule="auto"/>
         <w:rPr>
           <w:lang w:val="pt-BR"/>
@@ -5393,293 +5427,212 @@
     </w:p>
     <w:p>
       <w:pPr>
-        <w:spacing w:after="20"/>
-        <w:rPr>
-          <w:lang w:val="pt-BR"/>
-        </w:rPr>
-      </w:pPr>
-      <w:r>
-        <w:rPr>
-          <w:color w:val="B7B7B7"/>
-          <w:sz w:val="16"/>
-          <w:lang w:val="pt-BR"/>
-        </w:rPr>
-        <w:t>__________________________________________________________________________________</w:t>
-      </w:r>
-      <w:r>
-        <w:rPr>
-          <w:color w:val="B7B7B7"/>
-          <w:sz w:val="16"/>
-          <w:lang w:val="pt-BR"/>
-        </w:rPr>
-        <w:t>_______________________________________________________</w:t>
-      </w:r>
-    </w:p>
-    <w:p>
-      <w:pPr>
-        <w:spacing w:after="20"/>
-        <w:rPr>
-          <w:lang w:val="pt-BR"/>
-        </w:rPr>
-      </w:pPr>
-      <w:r>
-        <w:rPr>
-          <w:color w:val="B7B7B7"/>
-          <w:sz w:val="16"/>
-          <w:lang w:val="pt-BR"/>
-        </w:rPr>
-        <w:t>________________________________________________________________________________</w:t>
-      </w:r>
-      <w:r>
-        <w:rPr>
-          <w:color w:val="B7B7B7"/>
-          <w:sz w:val="16"/>
-          <w:lang w:val="pt-BR"/>
-        </w:rPr>
-        <w:t>_________________________________________________________</w:t>
-      </w:r>
-    </w:p>
-    <w:p>
-      <w:pPr>
-        <w:spacing w:after="20"/>
-        <w:rPr>
-          <w:color w:val="B7B7B7"/>
-          <w:sz w:val="16"/>
-          <w:lang w:val="pt-BR"/>
-        </w:rPr>
-      </w:pPr>
-      <w:r>
-        <w:rPr>
-          <w:color w:val="B7B7B7"/>
-          <w:sz w:val="16"/>
-          <w:lang w:val="pt-BR"/>
-        </w:rPr>
-        <w:t>________________________________________________________________________________</w:t>
-      </w:r>
-      <w:r>
-        <w:rPr>
-          <w:color w:val="B7B7B7"/>
-          <w:sz w:val="16"/>
-          <w:lang w:val="pt-BR"/>
-        </w:rPr>
-        <w:t>_________________________________________________________</w:t>
-      </w:r>
-    </w:p>
-    <w:p>
-      <w:pPr>
-        <w:spacing w:after="20"/>
-        <w:rPr>
-          <w:lang w:val="pt-BR"/>
-        </w:rPr>
-      </w:pPr>
-      <w:r>
-        <w:rPr>
-          <w:color w:val="B7B7B7"/>
-          <w:sz w:val="16"/>
-          <w:lang w:val="pt-BR"/>
-        </w:rPr>
-        <w:t>__________________________________________________________________________________</w:t>
-      </w:r>
-      <w:r>
-        <w:rPr>
-          <w:color w:val="B7B7B7"/>
-          <w:sz w:val="16"/>
-          <w:lang w:val="pt-BR"/>
-        </w:rPr>
-        <w:t>_______________________________________________________</w:t>
-      </w:r>
-    </w:p>
-    <w:p>
-      <w:pPr>
-        <w:spacing w:after="20"/>
-        <w:rPr>
-          <w:lang w:val="pt-BR"/>
-        </w:rPr>
-      </w:pPr>
-      <w:r>
-        <w:rPr>
-          <w:color w:val="B7B7B7"/>
-          <w:sz w:val="16"/>
-          <w:lang w:val="pt-BR"/>
-        </w:rPr>
-        <w:t>________________________________________________________________________________</w:t>
-      </w:r>
-      <w:r>
-        <w:rPr>
-          <w:color w:val="B7B7B7"/>
-          <w:sz w:val="16"/>
-          <w:lang w:val="pt-BR"/>
-        </w:rPr>
-        <w:t>_________________________________________________________</w:t>
-      </w:r>
-    </w:p>
-    <w:p>
-      <w:pPr>
-        <w:spacing w:after="20"/>
-        <w:rPr>
-          <w:lang w:val="pt-BR"/>
-        </w:rPr>
-      </w:pPr>
-      <w:r>
-        <w:rPr>
-          <w:color w:val="B7B7B7"/>
-          <w:sz w:val="16"/>
-          <w:lang w:val="pt-BR"/>
-        </w:rPr>
-        <w:t>________________________________________________________________________________</w:t>
-      </w:r>
-      <w:r>
-        <w:rPr>
-          <w:color w:val="B7B7B7"/>
-          <w:sz w:val="16"/>
-          <w:lang w:val="pt-BR"/>
-        </w:rPr>
-        <w:t>_________________________________________________________</w:t>
-      </w:r>
-    </w:p>
-    <w:p>
-      <w:pPr>
-        <w:spacing w:after="20"/>
-        <w:rPr>
-          <w:lang w:val="pt-BR"/>
-        </w:rPr>
-      </w:pPr>
-      <w:r>
-        <w:rPr>
-          <w:color w:val="B7B7B7"/>
-          <w:sz w:val="16"/>
-          <w:lang w:val="pt-BR"/>
-        </w:rPr>
-        <w:t>__________________________________________________________________________________</w:t>
-      </w:r>
-      <w:r>
-        <w:rPr>
-          <w:color w:val="B7B7B7"/>
-          <w:sz w:val="16"/>
-          <w:lang w:val="pt-BR"/>
-        </w:rPr>
-        <w:t>_______________________________________________________</w:t>
-      </w:r>
-    </w:p>
-    <w:p>
-      <w:pPr>
-        <w:spacing w:after="20"/>
-        <w:rPr>
-          <w:lang w:val="pt-BR"/>
-        </w:rPr>
-      </w:pPr>
-      <w:r>
-        <w:rPr>
-          <w:color w:val="B7B7B7"/>
-          <w:sz w:val="16"/>
-          <w:lang w:val="pt-BR"/>
-        </w:rPr>
-        <w:t>________________________________________________________________________________</w:t>
-      </w:r>
-      <w:r>
-        <w:rPr>
-          <w:color w:val="B7B7B7"/>
-          <w:sz w:val="16"/>
-          <w:lang w:val="pt-BR"/>
-        </w:rPr>
-        <w:t>_________________________________________________________</w:t>
-      </w:r>
-    </w:p>
-    <w:p>
-      <w:pPr>
-        <w:spacing w:after="20"/>
-        <w:rPr>
-          <w:lang w:val="pt-BR"/>
-        </w:rPr>
-      </w:pPr>
-      <w:r>
-        <w:rPr>
-          <w:color w:val="B7B7B7"/>
-          <w:sz w:val="16"/>
-          <w:lang w:val="pt-BR"/>
-        </w:rPr>
-        <w:t>________________________________________________________________________________</w:t>
-      </w:r>
-      <w:r>
-        <w:rPr>
-          <w:color w:val="B7B7B7"/>
-          <w:sz w:val="16"/>
-          <w:lang w:val="pt-BR"/>
-        </w:rPr>
-        <w:t>_________________________________________________________</w:t>
-      </w:r>
-    </w:p>
-    <w:p>
-      <w:pPr>
-        <w:spacing w:after="20"/>
-        <w:rPr>
-          <w:lang w:val="pt-BR"/>
-        </w:rPr>
-      </w:pPr>
-      <w:r>
-        <w:rPr>
-          <w:color w:val="B7B7B7"/>
-          <w:sz w:val="16"/>
-          <w:lang w:val="pt-BR"/>
-        </w:rPr>
-        <w:t>__________________________________________________________________________________</w:t>
-      </w:r>
-      <w:r>
-        <w:rPr>
-          <w:color w:val="B7B7B7"/>
-          <w:sz w:val="16"/>
-          <w:lang w:val="pt-BR"/>
-        </w:rPr>
-        <w:t>_______________________________________________________</w:t>
-      </w:r>
-    </w:p>
-    <w:p>
-      <w:pPr>
-        <w:spacing w:after="20"/>
-        <w:rPr>
-          <w:lang w:val="pt-BR"/>
-        </w:rPr>
-      </w:pPr>
-      <w:r>
-        <w:rPr>
-          <w:color w:val="B7B7B7"/>
-          <w:sz w:val="16"/>
-          <w:lang w:val="pt-BR"/>
-        </w:rPr>
-        <w:t>________________________________________________________________________________</w:t>
-      </w:r>
-      <w:r>
-        <w:rPr>
-          <w:color w:val="B7B7B7"/>
-          <w:sz w:val="16"/>
-          <w:lang w:val="pt-BR"/>
-        </w:rPr>
-        <w:t>_________________________________________________________</w:t>
-      </w:r>
-    </w:p>
-    <w:p>
-      <w:pPr>
-        <w:spacing w:after="20"/>
-        <w:rPr>
-          <w:lang w:val="pt-BR"/>
-        </w:rPr>
-      </w:pPr>
-      <w:r>
-        <w:rPr>
-          <w:color w:val="B7B7B7"/>
-          <w:sz w:val="16"/>
-          <w:lang w:val="pt-BR"/>
-        </w:rPr>
-        <w:t>________________________________________________________________________________</w:t>
-      </w:r>
-      <w:r>
-        <w:rPr>
-          <w:color w:val="B7B7B7"/>
-          <w:sz w:val="16"/>
-          <w:lang w:val="pt-BR"/>
-        </w:rPr>
-        <w:t>_________________________________________________________</w:t>
-      </w:r>
+        <w:rPr>
+          <w:lang w:val="pt-BR"/>
+        </w:rPr>
+      </w:pPr>
+      <w:r>
+        <w:rPr>
+          <w:lang w:val="pt-BR"/>
+        </w:rPr>
+        <w:t>1-</w:t>
+      </w:r>
+    </w:p>
+    <w:p>
+      <w:pPr>
+        <w:rPr>
+          <w:lang w:val="pt-BR"/>
+        </w:rPr>
+      </w:pPr>
+      <w:r>
+        <w:rPr>
+          <w:lang w:val="pt-BR"/>
+        </w:rPr>
+        <w:t>CLIENTE</w:t>
+      </w:r>
+    </w:p>
+    <w:p>
+      <w:pPr>
+        <w:rPr>
+          <w:lang w:val="pt-BR"/>
+        </w:rPr>
+      </w:pPr>
+      <w:r>
+        <w:rPr>
+          <w:lang w:val="pt-BR"/>
+        </w:rPr>
+        <w:t>PEDIDO</w:t>
+      </w:r>
+    </w:p>
+    <w:p>
+      <w:pPr>
+        <w:rPr>
+          <w:lang w:val="pt-BR"/>
+        </w:rPr>
+      </w:pPr>
+      <w:r>
+        <w:rPr>
+          <w:lang w:val="pt-BR"/>
+        </w:rPr>
+        <w:t>PRODUTO</w:t>
+      </w:r>
+    </w:p>
+    <w:p>
+      <w:pPr>
+        <w:rPr>
+          <w:lang w:val="pt-BR"/>
+        </w:rPr>
+      </w:pPr>
+      <w:r>
+        <w:rPr>
+          <w:lang w:val="pt-BR"/>
+        </w:rPr>
+        <w:t>CATEGORIA</w:t>
+      </w:r>
+    </w:p>
+    <w:p>
+      <w:pPr>
+        <w:rPr>
+          <w:lang w:val="pt-BR"/>
+        </w:rPr>
+      </w:pPr>
+      <w:r>
+        <w:rPr>
+          <w:lang w:val="pt-BR"/>
+        </w:rPr>
+        <w:t>FUNCIONÁRIO</w:t>
+      </w:r>
+    </w:p>
+    <w:p>
+      <w:pPr>
+        <w:rPr>
+          <w:lang w:val="pt-BR"/>
+        </w:rPr>
+      </w:pPr>
+      <w:r>
+        <w:rPr>
+          <w:lang w:val="pt-BR"/>
+        </w:rPr>
+        <w:t>PAGAMENTO</w:t>
+      </w:r>
+    </w:p>
+    <w:p>
+      <w:pPr>
+        <w:rPr>
+          <w:lang w:val="pt-BR"/>
+        </w:rPr>
+      </w:pPr>
+      <w:r>
+        <w:rPr>
+          <w:lang w:val="pt-BR"/>
+        </w:rPr>
+        <w:t>2-</w:t>
+      </w:r>
+    </w:p>
+    <w:p>
+      <w:pPr>
+        <w:rPr>
+          <w:lang w:val="pt-BR"/>
+        </w:rPr>
+      </w:pPr>
+      <w:r>
+        <w:rPr>
+          <w:lang w:val="pt-BR"/>
+        </w:rPr>
+        <w:t>CLIENTE</w:t>
+      </w:r>
+      <w:r>
+        <w:rPr>
+          <w:lang w:val="pt-BR"/>
+        </w:rPr>
+        <w:t xml:space="preserve"> - id</w:t>
+      </w:r>
+    </w:p>
+    <w:p>
+      <w:pPr>
+        <w:rPr>
+          <w:lang w:val="pt-BR"/>
+        </w:rPr>
+      </w:pPr>
+      <w:r>
+        <w:rPr>
+          <w:lang w:val="pt-BR"/>
+        </w:rPr>
+        <w:t>PEDIDO</w:t>
+      </w:r>
+    </w:p>
+    <w:p>
+      <w:pPr>
+        <w:rPr>
+          <w:lang w:val="pt-BR"/>
+        </w:rPr>
+      </w:pPr>
+      <w:r>
+        <w:rPr>
+          <w:lang w:val="pt-BR"/>
+        </w:rPr>
+        <w:t>PRODUTO</w:t>
+      </w:r>
+    </w:p>
+    <w:p>
+      <w:pPr>
+        <w:rPr>
+          <w:lang w:val="pt-BR"/>
+        </w:rPr>
+      </w:pPr>
+      <w:r>
+        <w:rPr>
+          <w:lang w:val="pt-BR"/>
+        </w:rPr>
+        <w:t>CATEGORIA</w:t>
+      </w:r>
+    </w:p>
+    <w:p>
+      <w:pPr>
+        <w:rPr>
+          <w:lang w:val="pt-BR"/>
+        </w:rPr>
+      </w:pPr>
+      <w:r>
+        <w:rPr>
+          <w:lang w:val="pt-BR"/>
+        </w:rPr>
+        <w:t>FUNCIONÁRIO</w:t>
+      </w:r>
+    </w:p>
+    <w:p>
+      <w:pPr>
+        <w:rPr>
+          <w:lang w:val="pt-BR"/>
+        </w:rPr>
+      </w:pPr>
+      <w:r>
+        <w:rPr>
+          <w:lang w:val="pt-BR"/>
+        </w:rPr>
+        <w:t>PAGAMENTO</w:t>
+      </w:r>
+    </w:p>
+    <w:p>
+      <w:pPr>
+        <w:rPr>
+          <w:lang w:val="pt-BR"/>
+        </w:rPr>
+      </w:pPr>
+    </w:p>
+    <w:p>
+      <w:pPr>
+        <w:rPr>
+          <w:lang w:val="pt-BR"/>
+        </w:rPr>
+      </w:pPr>
+    </w:p>
+    <w:p>
+      <w:pPr>
+        <w:rPr>
+          <w:lang w:val="pt-BR"/>
+        </w:rPr>
+      </w:pPr>
     </w:p>
     <w:p>
       <w:pPr>
@@ -6103,6 +6056,453 @@
       </w:rPr>
     </w:lvl>
   </w:abstractNum>
+  <w:abstractNum w:abstractNumId="9" w15:restartNumberingAfterBreak="0">
+    <w:nsid w:val="1F0C4653"/>
+    <w:multiLevelType w:val="multilevel"/>
+    <w:tmpl w:val="6142AFCE"/>
+    <w:lvl w:ilvl="0">
+      <w:start w:val="1"/>
+      <w:numFmt w:val="bullet"/>
+      <w:lvlText w:val=""/>
+      <w:lvlJc w:val="left"/>
+      <w:pPr>
+        <w:tabs>
+          <w:tab w:val="num" w:pos="720"/>
+        </w:tabs>
+        <w:ind w:left="720" w:hanging="360"/>
+      </w:pPr>
+      <w:rPr>
+        <w:rFonts w:ascii="Symbol" w:hAnsi="Symbol" w:hint="default"/>
+        <w:sz w:val="20"/>
+      </w:rPr>
+    </w:lvl>
+    <w:lvl w:ilvl="1" w:tentative="1">
+      <w:start w:val="1"/>
+      <w:numFmt w:val="bullet"/>
+      <w:lvlText w:val="o"/>
+      <w:lvlJc w:val="left"/>
+      <w:pPr>
+        <w:tabs>
+          <w:tab w:val="num" w:pos="1440"/>
+        </w:tabs>
+        <w:ind w:left="1440" w:hanging="360"/>
+      </w:pPr>
+      <w:rPr>
+        <w:rFonts w:ascii="Courier New" w:hAnsi="Courier New" w:hint="default"/>
+        <w:sz w:val="20"/>
+      </w:rPr>
+    </w:lvl>
+    <w:lvl w:ilvl="2" w:tentative="1">
+      <w:start w:val="1"/>
+      <w:numFmt w:val="bullet"/>
+      <w:lvlText w:val=""/>
+      <w:lvlJc w:val="left"/>
+      <w:pPr>
+        <w:tabs>
+          <w:tab w:val="num" w:pos="2160"/>
+        </w:tabs>
+        <w:ind w:left="2160" w:hanging="360"/>
+      </w:pPr>
+      <w:rPr>
+        <w:rFonts w:ascii="Wingdings" w:hAnsi="Wingdings" w:hint="default"/>
+        <w:sz w:val="20"/>
+      </w:rPr>
+    </w:lvl>
+    <w:lvl w:ilvl="3" w:tentative="1">
+      <w:start w:val="1"/>
+      <w:numFmt w:val="bullet"/>
+      <w:lvlText w:val=""/>
+      <w:lvlJc w:val="left"/>
+      <w:pPr>
+        <w:tabs>
+          <w:tab w:val="num" w:pos="2880"/>
+        </w:tabs>
+        <w:ind w:left="2880" w:hanging="360"/>
+      </w:pPr>
+      <w:rPr>
+        <w:rFonts w:ascii="Wingdings" w:hAnsi="Wingdings" w:hint="default"/>
+        <w:sz w:val="20"/>
+      </w:rPr>
+    </w:lvl>
+    <w:lvl w:ilvl="4" w:tentative="1">
+      <w:start w:val="1"/>
+      <w:numFmt w:val="bullet"/>
+      <w:lvlText w:val=""/>
+      <w:lvlJc w:val="left"/>
+      <w:pPr>
+        <w:tabs>
+          <w:tab w:val="num" w:pos="3600"/>
+        </w:tabs>
+        <w:ind w:left="3600" w:hanging="360"/>
+      </w:pPr>
+      <w:rPr>
+        <w:rFonts w:ascii="Wingdings" w:hAnsi="Wingdings" w:hint="default"/>
+        <w:sz w:val="20"/>
+      </w:rPr>
+    </w:lvl>
+    <w:lvl w:ilvl="5" w:tentative="1">
+      <w:start w:val="1"/>
+      <w:numFmt w:val="bullet"/>
+      <w:lvlText w:val=""/>
+      <w:lvlJc w:val="left"/>
+      <w:pPr>
+        <w:tabs>
+          <w:tab w:val="num" w:pos="4320"/>
+        </w:tabs>
+        <w:ind w:left="4320" w:hanging="360"/>
+      </w:pPr>
+      <w:rPr>
+        <w:rFonts w:ascii="Wingdings" w:hAnsi="Wingdings" w:hint="default"/>
+        <w:sz w:val="20"/>
+      </w:rPr>
+    </w:lvl>
+    <w:lvl w:ilvl="6" w:tentative="1">
+      <w:start w:val="1"/>
+      <w:numFmt w:val="bullet"/>
+      <w:lvlText w:val=""/>
+      <w:lvlJc w:val="left"/>
+      <w:pPr>
+        <w:tabs>
+          <w:tab w:val="num" w:pos="5040"/>
+        </w:tabs>
+        <w:ind w:left="5040" w:hanging="360"/>
+      </w:pPr>
+      <w:rPr>
+        <w:rFonts w:ascii="Wingdings" w:hAnsi="Wingdings" w:hint="default"/>
+        <w:sz w:val="20"/>
+      </w:rPr>
+    </w:lvl>
+    <w:lvl w:ilvl="7" w:tentative="1">
+      <w:start w:val="1"/>
+      <w:numFmt w:val="bullet"/>
+      <w:lvlText w:val=""/>
+      <w:lvlJc w:val="left"/>
+      <w:pPr>
+        <w:tabs>
+          <w:tab w:val="num" w:pos="5760"/>
+        </w:tabs>
+        <w:ind w:left="5760" w:hanging="360"/>
+      </w:pPr>
+      <w:rPr>
+        <w:rFonts w:ascii="Wingdings" w:hAnsi="Wingdings" w:hint="default"/>
+        <w:sz w:val="20"/>
+      </w:rPr>
+    </w:lvl>
+    <w:lvl w:ilvl="8" w:tentative="1">
+      <w:start w:val="1"/>
+      <w:numFmt w:val="bullet"/>
+      <w:lvlText w:val=""/>
+      <w:lvlJc w:val="left"/>
+      <w:pPr>
+        <w:tabs>
+          <w:tab w:val="num" w:pos="6480"/>
+        </w:tabs>
+        <w:ind w:left="6480" w:hanging="360"/>
+      </w:pPr>
+      <w:rPr>
+        <w:rFonts w:ascii="Wingdings" w:hAnsi="Wingdings" w:hint="default"/>
+        <w:sz w:val="20"/>
+      </w:rPr>
+    </w:lvl>
+  </w:abstractNum>
+  <w:abstractNum w:abstractNumId="10" w15:restartNumberingAfterBreak="0">
+    <w:nsid w:val="530232E8"/>
+    <w:multiLevelType w:val="multilevel"/>
+    <w:tmpl w:val="48E4D880"/>
+    <w:lvl w:ilvl="0">
+      <w:start w:val="1"/>
+      <w:numFmt w:val="bullet"/>
+      <w:lvlText w:val=""/>
+      <w:lvlJc w:val="left"/>
+      <w:pPr>
+        <w:tabs>
+          <w:tab w:val="num" w:pos="720"/>
+        </w:tabs>
+        <w:ind w:left="720" w:hanging="360"/>
+      </w:pPr>
+      <w:rPr>
+        <w:rFonts w:ascii="Symbol" w:hAnsi="Symbol" w:hint="default"/>
+        <w:sz w:val="20"/>
+      </w:rPr>
+    </w:lvl>
+    <w:lvl w:ilvl="1" w:tentative="1">
+      <w:start w:val="1"/>
+      <w:numFmt w:val="bullet"/>
+      <w:lvlText w:val="o"/>
+      <w:lvlJc w:val="left"/>
+      <w:pPr>
+        <w:tabs>
+          <w:tab w:val="num" w:pos="1440"/>
+        </w:tabs>
+        <w:ind w:left="1440" w:hanging="360"/>
+      </w:pPr>
+      <w:rPr>
+        <w:rFonts w:ascii="Courier New" w:hAnsi="Courier New" w:hint="default"/>
+        <w:sz w:val="20"/>
+      </w:rPr>
+    </w:lvl>
+    <w:lvl w:ilvl="2" w:tentative="1">
+      <w:start w:val="1"/>
+      <w:numFmt w:val="bullet"/>
+      <w:lvlText w:val=""/>
+      <w:lvlJc w:val="left"/>
+      <w:pPr>
+        <w:tabs>
+          <w:tab w:val="num" w:pos="2160"/>
+        </w:tabs>
+        <w:ind w:left="2160" w:hanging="360"/>
+      </w:pPr>
+      <w:rPr>
+        <w:rFonts w:ascii="Wingdings" w:hAnsi="Wingdings" w:hint="default"/>
+        <w:sz w:val="20"/>
+      </w:rPr>
+    </w:lvl>
+    <w:lvl w:ilvl="3" w:tentative="1">
+      <w:start w:val="1"/>
+      <w:numFmt w:val="bullet"/>
+      <w:lvlText w:val=""/>
+      <w:lvlJc w:val="left"/>
+      <w:pPr>
+        <w:tabs>
+          <w:tab w:val="num" w:pos="2880"/>
+        </w:tabs>
+        <w:ind w:left="2880" w:hanging="360"/>
+      </w:pPr>
+      <w:rPr>
+        <w:rFonts w:ascii="Wingdings" w:hAnsi="Wingdings" w:hint="default"/>
+        <w:sz w:val="20"/>
+      </w:rPr>
+    </w:lvl>
+    <w:lvl w:ilvl="4" w:tentative="1">
+      <w:start w:val="1"/>
+      <w:numFmt w:val="bullet"/>
+      <w:lvlText w:val=""/>
+      <w:lvlJc w:val="left"/>
+      <w:pPr>
+        <w:tabs>
+          <w:tab w:val="num" w:pos="3600"/>
+        </w:tabs>
+        <w:ind w:left="3600" w:hanging="360"/>
+      </w:pPr>
+      <w:rPr>
+        <w:rFonts w:ascii="Wingdings" w:hAnsi="Wingdings" w:hint="default"/>
+        <w:sz w:val="20"/>
+      </w:rPr>
+    </w:lvl>
+    <w:lvl w:ilvl="5" w:tentative="1">
+      <w:start w:val="1"/>
+      <w:numFmt w:val="bullet"/>
+      <w:lvlText w:val=""/>
+      <w:lvlJc w:val="left"/>
+      <w:pPr>
+        <w:tabs>
+          <w:tab w:val="num" w:pos="4320"/>
+        </w:tabs>
+        <w:ind w:left="4320" w:hanging="360"/>
+      </w:pPr>
+      <w:rPr>
+        <w:rFonts w:ascii="Wingdings" w:hAnsi="Wingdings" w:hint="default"/>
+        <w:sz w:val="20"/>
+      </w:rPr>
+    </w:lvl>
+    <w:lvl w:ilvl="6" w:tentative="1">
+      <w:start w:val="1"/>
+      <w:numFmt w:val="bullet"/>
+      <w:lvlText w:val=""/>
+      <w:lvlJc w:val="left"/>
+      <w:pPr>
+        <w:tabs>
+          <w:tab w:val="num" w:pos="5040"/>
+        </w:tabs>
+        <w:ind w:left="5040" w:hanging="360"/>
+      </w:pPr>
+      <w:rPr>
+        <w:rFonts w:ascii="Wingdings" w:hAnsi="Wingdings" w:hint="default"/>
+        <w:sz w:val="20"/>
+      </w:rPr>
+    </w:lvl>
+    <w:lvl w:ilvl="7" w:tentative="1">
+      <w:start w:val="1"/>
+      <w:numFmt w:val="bullet"/>
+      <w:lvlText w:val=""/>
+      <w:lvlJc w:val="left"/>
+      <w:pPr>
+        <w:tabs>
+          <w:tab w:val="num" w:pos="5760"/>
+        </w:tabs>
+        <w:ind w:left="5760" w:hanging="360"/>
+      </w:pPr>
+      <w:rPr>
+        <w:rFonts w:ascii="Wingdings" w:hAnsi="Wingdings" w:hint="default"/>
+        <w:sz w:val="20"/>
+      </w:rPr>
+    </w:lvl>
+    <w:lvl w:ilvl="8" w:tentative="1">
+      <w:start w:val="1"/>
+      <w:numFmt w:val="bullet"/>
+      <w:lvlText w:val=""/>
+      <w:lvlJc w:val="left"/>
+      <w:pPr>
+        <w:tabs>
+          <w:tab w:val="num" w:pos="6480"/>
+        </w:tabs>
+        <w:ind w:left="6480" w:hanging="360"/>
+      </w:pPr>
+      <w:rPr>
+        <w:rFonts w:ascii="Wingdings" w:hAnsi="Wingdings" w:hint="default"/>
+        <w:sz w:val="20"/>
+      </w:rPr>
+    </w:lvl>
+  </w:abstractNum>
+  <w:abstractNum w:abstractNumId="11" w15:restartNumberingAfterBreak="0">
+    <w:nsid w:val="5F9B15AB"/>
+    <w:multiLevelType w:val="multilevel"/>
+    <w:tmpl w:val="C7AED912"/>
+    <w:lvl w:ilvl="0">
+      <w:start w:val="1"/>
+      <w:numFmt w:val="bullet"/>
+      <w:lvlText w:val=""/>
+      <w:lvlJc w:val="left"/>
+      <w:pPr>
+        <w:tabs>
+          <w:tab w:val="num" w:pos="720"/>
+        </w:tabs>
+        <w:ind w:left="720" w:hanging="360"/>
+      </w:pPr>
+      <w:rPr>
+        <w:rFonts w:ascii="Symbol" w:hAnsi="Symbol" w:hint="default"/>
+        <w:sz w:val="20"/>
+      </w:rPr>
+    </w:lvl>
+    <w:lvl w:ilvl="1" w:tentative="1">
+      <w:start w:val="1"/>
+      <w:numFmt w:val="bullet"/>
+      <w:lvlText w:val="o"/>
+      <w:lvlJc w:val="left"/>
+      <w:pPr>
+        <w:tabs>
+          <w:tab w:val="num" w:pos="1440"/>
+        </w:tabs>
+        <w:ind w:left="1440" w:hanging="360"/>
+      </w:pPr>
+      <w:rPr>
+        <w:rFonts w:ascii="Courier New" w:hAnsi="Courier New" w:hint="default"/>
+        <w:sz w:val="20"/>
+      </w:rPr>
+    </w:lvl>
+    <w:lvl w:ilvl="2" w:tentative="1">
+      <w:start w:val="1"/>
+      <w:numFmt w:val="bullet"/>
+      <w:lvlText w:val=""/>
+      <w:lvlJc w:val="left"/>
+      <w:pPr>
+        <w:tabs>
+          <w:tab w:val="num" w:pos="2160"/>
+        </w:tabs>
+        <w:ind w:left="2160" w:hanging="360"/>
+      </w:pPr>
+      <w:rPr>
+        <w:rFonts w:ascii="Wingdings" w:hAnsi="Wingdings" w:hint="default"/>
+        <w:sz w:val="20"/>
+      </w:rPr>
+    </w:lvl>
+    <w:lvl w:ilvl="3" w:tentative="1">
+      <w:start w:val="1"/>
+      <w:numFmt w:val="bullet"/>
+      <w:lvlText w:val=""/>
+      <w:lvlJc w:val="left"/>
+      <w:pPr>
+        <w:tabs>
+          <w:tab w:val="num" w:pos="2880"/>
+        </w:tabs>
+        <w:ind w:left="2880" w:hanging="360"/>
+      </w:pPr>
+      <w:rPr>
+        <w:rFonts w:ascii="Wingdings" w:hAnsi="Wingdings" w:hint="default"/>
+        <w:sz w:val="20"/>
+      </w:rPr>
+    </w:lvl>
+    <w:lvl w:ilvl="4" w:tentative="1">
+      <w:start w:val="1"/>
+      <w:numFmt w:val="bullet"/>
+      <w:lvlText w:val=""/>
+      <w:lvlJc w:val="left"/>
+      <w:pPr>
+        <w:tabs>
+          <w:tab w:val="num" w:pos="3600"/>
+        </w:tabs>
+        <w:ind w:left="3600" w:hanging="360"/>
+      </w:pPr>
+      <w:rPr>
+        <w:rFonts w:ascii="Wingdings" w:hAnsi="Wingdings" w:hint="default"/>
+        <w:sz w:val="20"/>
+      </w:rPr>
+    </w:lvl>
+    <w:lvl w:ilvl="5" w:tentative="1">
+      <w:start w:val="1"/>
+      <w:numFmt w:val="bullet"/>
+      <w:lvlText w:val=""/>
+      <w:lvlJc w:val="left"/>
+      <w:pPr>
+        <w:tabs>
+          <w:tab w:val="num" w:pos="4320"/>
+        </w:tabs>
+        <w:ind w:left="4320" w:hanging="360"/>
+      </w:pPr>
+      <w:rPr>
+        <w:rFonts w:ascii="Wingdings" w:hAnsi="Wingdings" w:hint="default"/>
+        <w:sz w:val="20"/>
+      </w:rPr>
+    </w:lvl>
+    <w:lvl w:ilvl="6" w:tentative="1">
+      <w:start w:val="1"/>
+      <w:numFmt w:val="bullet"/>
+      <w:lvlText w:val=""/>
+      <w:lvlJc w:val="left"/>
+      <w:pPr>
+        <w:tabs>
+          <w:tab w:val="num" w:pos="5040"/>
+        </w:tabs>
+        <w:ind w:left="5040" w:hanging="360"/>
+      </w:pPr>
+      <w:rPr>
+        <w:rFonts w:ascii="Wingdings" w:hAnsi="Wingdings" w:hint="default"/>
+        <w:sz w:val="20"/>
+      </w:rPr>
+    </w:lvl>
+    <w:lvl w:ilvl="7" w:tentative="1">
+      <w:start w:val="1"/>
+      <w:numFmt w:val="bullet"/>
+      <w:lvlText w:val=""/>
+      <w:lvlJc w:val="left"/>
+      <w:pPr>
+        <w:tabs>
+          <w:tab w:val="num" w:pos="5760"/>
+        </w:tabs>
+        <w:ind w:left="5760" w:hanging="360"/>
+      </w:pPr>
+      <w:rPr>
+        <w:rFonts w:ascii="Wingdings" w:hAnsi="Wingdings" w:hint="default"/>
+        <w:sz w:val="20"/>
+      </w:rPr>
+    </w:lvl>
+    <w:lvl w:ilvl="8" w:tentative="1">
+      <w:start w:val="1"/>
+      <w:numFmt w:val="bullet"/>
+      <w:lvlText w:val=""/>
+      <w:lvlJc w:val="left"/>
+      <w:pPr>
+        <w:tabs>
+          <w:tab w:val="num" w:pos="6480"/>
+        </w:tabs>
+        <w:ind w:left="6480" w:hanging="360"/>
+      </w:pPr>
+      <w:rPr>
+        <w:rFonts w:ascii="Wingdings" w:hAnsi="Wingdings" w:hint="default"/>
+        <w:sz w:val="20"/>
+      </w:rPr>
+    </w:lvl>
+  </w:abstractNum>
   <w:num w:numId="1" w16cid:durableId="738669925">
     <w:abstractNumId w:val="8"/>
   </w:num>
@@ -6129,6 +6529,15 @@
   </w:num>
   <w:num w:numId="9" w16cid:durableId="1409380269">
     <w:abstractNumId w:val="0"/>
+  </w:num>
+  <w:num w:numId="10" w16cid:durableId="2112967991">
+    <w:abstractNumId w:val="9"/>
+  </w:num>
+  <w:num w:numId="11" w16cid:durableId="468473858">
+    <w:abstractNumId w:val="10"/>
+  </w:num>
+  <w:num w:numId="12" w16cid:durableId="207381778">
+    <w:abstractNumId w:val="11"/>
   </w:num>
 </w:numbering>
 </file>
@@ -6745,7 +7154,6 @@
   <w:style w:type="character" w:default="1" w:styleId="Fontepargpadro">
     <w:name w:val="Default Paragraph Font"/>
     <w:uiPriority w:val="1"/>
-    <w:semiHidden/>
     <w:unhideWhenUsed/>
   </w:style>
   <w:style w:type="table" w:default="1" w:styleId="Tabelanormal">
